--- a/Дневник.docx
+++ b/Дневник.docx
@@ -851,7 +851,7 @@
         </w:trPr>
         <w:tc>
           <w:tcPr>
-            <w:tcW w:w="1091" w:type="pct"/>
+            <w:tcW w:w="1151" w:type="pct"/>
             <w:tcBorders>
               <w:top w:val="single" w:sz="4" w:space="0" w:color="auto"/>
               <w:left w:val="single" w:sz="4" w:space="0" w:color="auto"/>
@@ -887,7 +887,7 @@
         </w:tc>
         <w:tc>
           <w:tcPr>
-            <w:tcW w:w="2207" w:type="pct"/>
+            <w:tcW w:w="2143" w:type="pct"/>
             <w:tcBorders>
               <w:top w:val="single" w:sz="4" w:space="0" w:color="auto"/>
               <w:left w:val="nil"/>
@@ -945,7 +945,7 @@
         </w:tc>
         <w:tc>
           <w:tcPr>
-            <w:tcW w:w="706" w:type="pct"/>
+            <w:tcW w:w="775" w:type="pct"/>
             <w:tcBorders>
               <w:top w:val="single" w:sz="4" w:space="0" w:color="auto"/>
               <w:left w:val="nil"/>
@@ -978,7 +978,7 @@
         </w:tc>
         <w:tc>
           <w:tcPr>
-            <w:tcW w:w="995" w:type="pct"/>
+            <w:tcW w:w="931" w:type="pct"/>
             <w:tcBorders>
               <w:top w:val="single" w:sz="4" w:space="0" w:color="auto"/>
               <w:left w:val="single" w:sz="4" w:space="0" w:color="auto"/>
@@ -1016,7 +1016,7 @@
         </w:trPr>
         <w:tc>
           <w:tcPr>
-            <w:tcW w:w="1091" w:type="pct"/>
+            <w:tcW w:w="1151" w:type="pct"/>
             <w:tcBorders>
               <w:top w:val="single" w:sz="4" w:space="0" w:color="auto"/>
               <w:left w:val="single" w:sz="4" w:space="0" w:color="auto"/>
@@ -1029,68 +1029,96 @@
           </w:tcPr>
           <w:p>
             <w:pPr>
+              <w:spacing w:after="0" w:line="600" w:lineRule="auto"/>
+              <w:jc w:val="center"/>
+              <w:rPr>
+                <w:rFonts w:ascii="Times New Roman" w:eastAsia="Times New Roman" w:hAnsi="Times New Roman" w:cs="Times New Roman"/>
+                <w:sz w:val="24"/>
+                <w:szCs w:val="24"/>
+                <w:lang w:eastAsia="ru-RU"/>
+              </w:rPr>
+            </w:pPr>
+            <w:r>
+              <w:rPr>
+                <w:rFonts w:ascii="Times New Roman" w:eastAsia="Times New Roman" w:hAnsi="Times New Roman" w:cs="Times New Roman"/>
+                <w:sz w:val="24"/>
+                <w:szCs w:val="24"/>
+                <w:lang w:eastAsia="ru-RU"/>
+              </w:rPr>
+              <w:t>22.04.2026</w:t>
+            </w:r>
+          </w:p>
+        </w:tc>
+        <w:tc>
+          <w:tcPr>
+            <w:tcW w:w="2143" w:type="pct"/>
+            <w:tcBorders>
+              <w:top w:val="single" w:sz="4" w:space="0" w:color="auto"/>
+              <w:left w:val="nil"/>
+              <w:bottom w:val="single" w:sz="4" w:space="0" w:color="auto"/>
+              <w:right w:val="single" w:sz="4" w:space="0" w:color="auto"/>
+            </w:tcBorders>
+            <w:shd w:val="clear" w:color="auto" w:fill="auto"/>
+            <w:vAlign w:val="bottom"/>
+          </w:tcPr>
+          <w:p>
+            <w:pPr>
               <w:spacing w:after="0" w:line="240" w:lineRule="auto"/>
-              <w:jc w:val="right"/>
-              <w:rPr>
-                <w:rFonts w:ascii="Arial" w:eastAsia="Times New Roman" w:hAnsi="Arial" w:cs="Times New Roman"/>
-                <w:sz w:val="20"/>
-                <w:szCs w:val="20"/>
-                <w:lang w:eastAsia="ru-RU"/>
-              </w:rPr>
-            </w:pPr>
-          </w:p>
-        </w:tc>
-        <w:tc>
-          <w:tcPr>
-            <w:tcW w:w="2207" w:type="pct"/>
+              <w:jc w:val="center"/>
+              <w:rPr>
+                <w:rFonts w:ascii="Times New Roman" w:eastAsia="Times New Roman" w:hAnsi="Times New Roman" w:cs="Times New Roman"/>
+                <w:sz w:val="24"/>
+                <w:szCs w:val="24"/>
+                <w:lang w:eastAsia="ru-RU"/>
+              </w:rPr>
+            </w:pPr>
+            <w:r>
+              <w:rPr>
+                <w:rFonts w:ascii="Times New Roman" w:eastAsia="Times New Roman" w:hAnsi="Times New Roman" w:cs="Times New Roman"/>
+                <w:sz w:val="24"/>
+                <w:szCs w:val="24"/>
+                <w:lang w:eastAsia="ru-RU"/>
+              </w:rPr>
+              <w:t>Установка предложенного программного обеспечения</w:t>
+            </w:r>
+          </w:p>
+        </w:tc>
+        <w:tc>
+          <w:tcPr>
+            <w:tcW w:w="775" w:type="pct"/>
             <w:tcBorders>
               <w:top w:val="single" w:sz="4" w:space="0" w:color="auto"/>
               <w:left w:val="nil"/>
               <w:bottom w:val="single" w:sz="4" w:space="0" w:color="auto"/>
               <w:right w:val="single" w:sz="4" w:space="0" w:color="auto"/>
             </w:tcBorders>
-            <w:shd w:val="clear" w:color="auto" w:fill="auto"/>
-            <w:vAlign w:val="bottom"/>
-          </w:tcPr>
-          <w:p>
-            <w:pPr>
-              <w:spacing w:after="0" w:line="240" w:lineRule="auto"/>
-              <w:rPr>
-                <w:rFonts w:ascii="Times New Roman" w:eastAsia="Times New Roman" w:hAnsi="Times New Roman" w:cs="Times New Roman"/>
-                <w:sz w:val="24"/>
-                <w:szCs w:val="24"/>
-                <w:lang w:eastAsia="ru-RU"/>
-              </w:rPr>
-            </w:pPr>
-          </w:p>
-        </w:tc>
-        <w:tc>
-          <w:tcPr>
-            <w:tcW w:w="706" w:type="pct"/>
-            <w:tcBorders>
-              <w:top w:val="single" w:sz="4" w:space="0" w:color="auto"/>
-              <w:left w:val="nil"/>
-              <w:bottom w:val="single" w:sz="4" w:space="0" w:color="auto"/>
-              <w:right w:val="single" w:sz="4" w:space="0" w:color="auto"/>
-            </w:tcBorders>
-            <w:vAlign w:val="bottom"/>
-          </w:tcPr>
-          <w:p>
-            <w:pPr>
-              <w:spacing w:after="0" w:line="240" w:lineRule="auto"/>
-              <w:jc w:val="right"/>
-              <w:rPr>
-                <w:rFonts w:ascii="Arial" w:eastAsia="Times New Roman" w:hAnsi="Arial" w:cs="Times New Roman"/>
-                <w:sz w:val="20"/>
-                <w:szCs w:val="20"/>
-                <w:lang w:eastAsia="ru-RU"/>
-              </w:rPr>
-            </w:pPr>
-          </w:p>
-        </w:tc>
-        <w:tc>
-          <w:tcPr>
-            <w:tcW w:w="995" w:type="pct"/>
+            <w:vAlign w:val="bottom"/>
+          </w:tcPr>
+          <w:p>
+            <w:pPr>
+              <w:spacing w:after="0" w:line="600" w:lineRule="auto"/>
+              <w:jc w:val="center"/>
+              <w:rPr>
+                <w:rFonts w:ascii="Times New Roman" w:eastAsia="Times New Roman" w:hAnsi="Times New Roman" w:cs="Times New Roman"/>
+                <w:sz w:val="24"/>
+                <w:szCs w:val="24"/>
+                <w:lang w:eastAsia="ru-RU"/>
+              </w:rPr>
+            </w:pPr>
+            <w:r>
+              <w:rPr>
+                <w:rFonts w:ascii="Times New Roman" w:eastAsia="Times New Roman" w:hAnsi="Times New Roman" w:cs="Times New Roman"/>
+                <w:sz w:val="24"/>
+                <w:szCs w:val="24"/>
+                <w:lang w:eastAsia="ru-RU"/>
+              </w:rPr>
+              <w:t>4</w:t>
+            </w:r>
+          </w:p>
+        </w:tc>
+        <w:tc>
+          <w:tcPr>
+            <w:tcW w:w="931" w:type="pct"/>
             <w:tcBorders>
               <w:top w:val="single" w:sz="4" w:space="0" w:color="auto"/>
               <w:left w:val="single" w:sz="4" w:space="0" w:color="auto"/>
@@ -1118,7 +1146,7 @@
         </w:trPr>
         <w:tc>
           <w:tcPr>
-            <w:tcW w:w="1091" w:type="pct"/>
+            <w:tcW w:w="1151" w:type="pct"/>
             <w:tcBorders>
               <w:top w:val="single" w:sz="4" w:space="0" w:color="auto"/>
               <w:left w:val="single" w:sz="4" w:space="0" w:color="auto"/>
@@ -1131,68 +1159,96 @@
           </w:tcPr>
           <w:p>
             <w:pPr>
+              <w:spacing w:after="0" w:line="600" w:lineRule="auto"/>
+              <w:jc w:val="center"/>
+              <w:rPr>
+                <w:rFonts w:ascii="Times New Roman" w:eastAsia="Times New Roman" w:hAnsi="Times New Roman" w:cs="Times New Roman"/>
+                <w:sz w:val="24"/>
+                <w:szCs w:val="24"/>
+                <w:lang w:eastAsia="ru-RU"/>
+              </w:rPr>
+            </w:pPr>
+            <w:r>
+              <w:rPr>
+                <w:rFonts w:ascii="Times New Roman" w:eastAsia="Times New Roman" w:hAnsi="Times New Roman" w:cs="Times New Roman"/>
+                <w:sz w:val="24"/>
+                <w:szCs w:val="24"/>
+                <w:lang w:eastAsia="ru-RU"/>
+              </w:rPr>
+              <w:t>22.04.2026</w:t>
+            </w:r>
+          </w:p>
+        </w:tc>
+        <w:tc>
+          <w:tcPr>
+            <w:tcW w:w="2143" w:type="pct"/>
+            <w:tcBorders>
+              <w:top w:val="single" w:sz="4" w:space="0" w:color="auto"/>
+              <w:left w:val="nil"/>
+              <w:bottom w:val="single" w:sz="4" w:space="0" w:color="auto"/>
+              <w:right w:val="single" w:sz="4" w:space="0" w:color="auto"/>
+            </w:tcBorders>
+            <w:shd w:val="clear" w:color="auto" w:fill="auto"/>
+            <w:vAlign w:val="bottom"/>
+          </w:tcPr>
+          <w:p>
+            <w:pPr>
               <w:spacing w:after="0" w:line="240" w:lineRule="auto"/>
-              <w:jc w:val="right"/>
-              <w:rPr>
-                <w:rFonts w:ascii="Arial" w:eastAsia="Times New Roman" w:hAnsi="Arial" w:cs="Times New Roman"/>
-                <w:sz w:val="20"/>
-                <w:szCs w:val="20"/>
-                <w:lang w:eastAsia="ru-RU"/>
-              </w:rPr>
-            </w:pPr>
-          </w:p>
-        </w:tc>
-        <w:tc>
-          <w:tcPr>
-            <w:tcW w:w="2207" w:type="pct"/>
+              <w:jc w:val="center"/>
+              <w:rPr>
+                <w:rFonts w:ascii="Times New Roman" w:eastAsia="Times New Roman" w:hAnsi="Times New Roman" w:cs="Times New Roman"/>
+                <w:sz w:val="24"/>
+                <w:szCs w:val="24"/>
+                <w:lang w:eastAsia="ru-RU"/>
+              </w:rPr>
+            </w:pPr>
+            <w:r>
+              <w:rPr>
+                <w:rFonts w:ascii="Times New Roman" w:eastAsia="Times New Roman" w:hAnsi="Times New Roman" w:cs="Times New Roman"/>
+                <w:sz w:val="24"/>
+                <w:szCs w:val="24"/>
+                <w:lang w:eastAsia="ru-RU"/>
+              </w:rPr>
+              <w:t>Обоснование варианта конфигураций</w:t>
+            </w:r>
+          </w:p>
+        </w:tc>
+        <w:tc>
+          <w:tcPr>
+            <w:tcW w:w="775" w:type="pct"/>
             <w:tcBorders>
               <w:top w:val="single" w:sz="4" w:space="0" w:color="auto"/>
               <w:left w:val="nil"/>
               <w:bottom w:val="single" w:sz="4" w:space="0" w:color="auto"/>
               <w:right w:val="single" w:sz="4" w:space="0" w:color="auto"/>
             </w:tcBorders>
-            <w:shd w:val="clear" w:color="auto" w:fill="auto"/>
-            <w:vAlign w:val="bottom"/>
-          </w:tcPr>
-          <w:p>
-            <w:pPr>
-              <w:spacing w:after="0" w:line="240" w:lineRule="auto"/>
-              <w:rPr>
-                <w:rFonts w:ascii="Times New Roman" w:eastAsia="Times New Roman" w:hAnsi="Times New Roman" w:cs="Times New Roman"/>
-                <w:sz w:val="24"/>
-                <w:szCs w:val="24"/>
-                <w:lang w:eastAsia="ru-RU"/>
-              </w:rPr>
-            </w:pPr>
-          </w:p>
-        </w:tc>
-        <w:tc>
-          <w:tcPr>
-            <w:tcW w:w="706" w:type="pct"/>
-            <w:tcBorders>
-              <w:top w:val="single" w:sz="4" w:space="0" w:color="auto"/>
-              <w:left w:val="nil"/>
-              <w:bottom w:val="single" w:sz="4" w:space="0" w:color="auto"/>
-              <w:right w:val="single" w:sz="4" w:space="0" w:color="auto"/>
-            </w:tcBorders>
-            <w:vAlign w:val="bottom"/>
-          </w:tcPr>
-          <w:p>
-            <w:pPr>
-              <w:spacing w:after="0" w:line="240" w:lineRule="auto"/>
-              <w:jc w:val="right"/>
-              <w:rPr>
-                <w:rFonts w:ascii="Arial" w:eastAsia="Times New Roman" w:hAnsi="Arial" w:cs="Times New Roman"/>
-                <w:sz w:val="20"/>
-                <w:szCs w:val="20"/>
-                <w:lang w:eastAsia="ru-RU"/>
-              </w:rPr>
-            </w:pPr>
-          </w:p>
-        </w:tc>
-        <w:tc>
-          <w:tcPr>
-            <w:tcW w:w="995" w:type="pct"/>
+            <w:vAlign w:val="bottom"/>
+          </w:tcPr>
+          <w:p>
+            <w:pPr>
+              <w:spacing w:after="0" w:line="600" w:lineRule="auto"/>
+              <w:jc w:val="center"/>
+              <w:rPr>
+                <w:rFonts w:ascii="Times New Roman" w:eastAsia="Times New Roman" w:hAnsi="Times New Roman" w:cs="Times New Roman"/>
+                <w:sz w:val="24"/>
+                <w:szCs w:val="24"/>
+                <w:lang w:eastAsia="ru-RU"/>
+              </w:rPr>
+            </w:pPr>
+            <w:r>
+              <w:rPr>
+                <w:rFonts w:ascii="Times New Roman" w:eastAsia="Times New Roman" w:hAnsi="Times New Roman" w:cs="Times New Roman"/>
+                <w:sz w:val="24"/>
+                <w:szCs w:val="24"/>
+                <w:lang w:eastAsia="ru-RU"/>
+              </w:rPr>
+              <w:t>4</w:t>
+            </w:r>
+          </w:p>
+        </w:tc>
+        <w:tc>
+          <w:tcPr>
+            <w:tcW w:w="931" w:type="pct"/>
             <w:tcBorders>
               <w:top w:val="single" w:sz="4" w:space="0" w:color="auto"/>
               <w:left w:val="single" w:sz="4" w:space="0" w:color="auto"/>
@@ -1220,7 +1276,7 @@
         </w:trPr>
         <w:tc>
           <w:tcPr>
-            <w:tcW w:w="1091" w:type="pct"/>
+            <w:tcW w:w="1151" w:type="pct"/>
             <w:tcBorders>
               <w:top w:val="single" w:sz="4" w:space="0" w:color="auto"/>
               <w:left w:val="single" w:sz="4" w:space="0" w:color="auto"/>
@@ -1233,68 +1289,114 @@
           </w:tcPr>
           <w:p>
             <w:pPr>
+              <w:spacing w:after="0" w:line="600" w:lineRule="auto"/>
+              <w:jc w:val="center"/>
+              <w:rPr>
+                <w:rFonts w:ascii="Times New Roman" w:eastAsia="Times New Roman" w:hAnsi="Times New Roman" w:cs="Times New Roman"/>
+                <w:sz w:val="24"/>
+                <w:szCs w:val="24"/>
+                <w:lang w:eastAsia="ru-RU"/>
+              </w:rPr>
+            </w:pPr>
+            <w:r>
+              <w:rPr>
+                <w:rFonts w:ascii="Times New Roman" w:eastAsia="Times New Roman" w:hAnsi="Times New Roman" w:cs="Times New Roman"/>
+                <w:sz w:val="24"/>
+                <w:szCs w:val="24"/>
+                <w:lang w:eastAsia="ru-RU"/>
+              </w:rPr>
+              <w:t>2</w:t>
+            </w:r>
+            <w:r>
+              <w:rPr>
+                <w:rFonts w:ascii="Times New Roman" w:eastAsia="Times New Roman" w:hAnsi="Times New Roman" w:cs="Times New Roman"/>
+                <w:sz w:val="24"/>
+                <w:szCs w:val="24"/>
+                <w:lang w:eastAsia="ru-RU"/>
+              </w:rPr>
+              <w:t>3</w:t>
+            </w:r>
+            <w:r>
+              <w:rPr>
+                <w:rFonts w:ascii="Times New Roman" w:eastAsia="Times New Roman" w:hAnsi="Times New Roman" w:cs="Times New Roman"/>
+                <w:sz w:val="24"/>
+                <w:szCs w:val="24"/>
+                <w:lang w:eastAsia="ru-RU"/>
+              </w:rPr>
+              <w:t>.04.2026</w:t>
+            </w:r>
+          </w:p>
+        </w:tc>
+        <w:tc>
+          <w:tcPr>
+            <w:tcW w:w="2143" w:type="pct"/>
+            <w:tcBorders>
+              <w:top w:val="single" w:sz="4" w:space="0" w:color="auto"/>
+              <w:left w:val="nil"/>
+              <w:bottom w:val="single" w:sz="4" w:space="0" w:color="auto"/>
+              <w:right w:val="single" w:sz="4" w:space="0" w:color="auto"/>
+            </w:tcBorders>
+            <w:shd w:val="clear" w:color="auto" w:fill="auto"/>
+            <w:vAlign w:val="bottom"/>
+          </w:tcPr>
+          <w:p>
+            <w:pPr>
               <w:spacing w:after="0" w:line="240" w:lineRule="auto"/>
-              <w:jc w:val="right"/>
-              <w:rPr>
-                <w:rFonts w:ascii="Arial" w:eastAsia="Times New Roman" w:hAnsi="Arial" w:cs="Times New Roman"/>
-                <w:sz w:val="20"/>
-                <w:szCs w:val="20"/>
-                <w:lang w:eastAsia="ru-RU"/>
-              </w:rPr>
-            </w:pPr>
-          </w:p>
-        </w:tc>
-        <w:tc>
-          <w:tcPr>
-            <w:tcW w:w="2207" w:type="pct"/>
+              <w:jc w:val="center"/>
+              <w:rPr>
+                <w:rFonts w:ascii="Times New Roman" w:eastAsia="Times New Roman" w:hAnsi="Times New Roman" w:cs="Times New Roman"/>
+                <w:sz w:val="24"/>
+                <w:szCs w:val="24"/>
+                <w:lang w:eastAsia="ru-RU"/>
+              </w:rPr>
+            </w:pPr>
+            <w:r>
+              <w:rPr>
+                <w:rFonts w:ascii="Times New Roman" w:eastAsia="Times New Roman" w:hAnsi="Times New Roman" w:cs="Times New Roman"/>
+                <w:sz w:val="24"/>
+                <w:szCs w:val="24"/>
+                <w:lang w:eastAsia="ru-RU"/>
+              </w:rPr>
+              <w:t>Обоснование варианта конфигураций</w:t>
+            </w:r>
+          </w:p>
+        </w:tc>
+        <w:tc>
+          <w:tcPr>
+            <w:tcW w:w="775" w:type="pct"/>
             <w:tcBorders>
               <w:top w:val="single" w:sz="4" w:space="0" w:color="auto"/>
               <w:left w:val="nil"/>
               <w:bottom w:val="single" w:sz="4" w:space="0" w:color="auto"/>
               <w:right w:val="single" w:sz="4" w:space="0" w:color="auto"/>
             </w:tcBorders>
-            <w:shd w:val="clear" w:color="auto" w:fill="auto"/>
-            <w:vAlign w:val="bottom"/>
-          </w:tcPr>
-          <w:p>
-            <w:pPr>
-              <w:spacing w:after="0" w:line="240" w:lineRule="auto"/>
-              <w:rPr>
-                <w:rFonts w:ascii="Times New Roman" w:eastAsia="Times New Roman" w:hAnsi="Times New Roman" w:cs="Times New Roman"/>
-                <w:sz w:val="24"/>
-                <w:szCs w:val="24"/>
-                <w:lang w:eastAsia="ru-RU"/>
-              </w:rPr>
-            </w:pPr>
-          </w:p>
-        </w:tc>
-        <w:tc>
-          <w:tcPr>
-            <w:tcW w:w="706" w:type="pct"/>
-            <w:tcBorders>
-              <w:top w:val="single" w:sz="4" w:space="0" w:color="auto"/>
-              <w:left w:val="nil"/>
-              <w:bottom w:val="single" w:sz="4" w:space="0" w:color="auto"/>
-              <w:right w:val="single" w:sz="4" w:space="0" w:color="auto"/>
-            </w:tcBorders>
-            <w:vAlign w:val="bottom"/>
-          </w:tcPr>
-          <w:p>
-            <w:pPr>
-              <w:spacing w:after="0" w:line="240" w:lineRule="auto"/>
-              <w:jc w:val="right"/>
-              <w:rPr>
-                <w:rFonts w:ascii="Arial" w:eastAsia="Times New Roman" w:hAnsi="Arial" w:cs="Times New Roman"/>
-                <w:sz w:val="20"/>
-                <w:szCs w:val="20"/>
-                <w:lang w:eastAsia="ru-RU"/>
-              </w:rPr>
-            </w:pPr>
-          </w:p>
-        </w:tc>
-        <w:tc>
-          <w:tcPr>
-            <w:tcW w:w="995" w:type="pct"/>
+            <w:vAlign w:val="bottom"/>
+          </w:tcPr>
+          <w:p>
+            <w:pPr>
+              <w:spacing w:after="0" w:line="600" w:lineRule="auto"/>
+              <w:jc w:val="center"/>
+              <w:rPr>
+                <w:rFonts w:ascii="Times New Roman" w:eastAsia="Times New Roman" w:hAnsi="Times New Roman" w:cs="Times New Roman"/>
+                <w:sz w:val="24"/>
+                <w:szCs w:val="24"/>
+                <w:lang w:eastAsia="ru-RU"/>
+              </w:rPr>
+            </w:pPr>
+            <w:r>
+              <w:rPr>
+                <w:rFonts w:ascii="Times New Roman" w:eastAsia="Times New Roman" w:hAnsi="Times New Roman" w:cs="Times New Roman"/>
+                <w:sz w:val="24"/>
+                <w:szCs w:val="24"/>
+                <w:lang w:eastAsia="ru-RU"/>
+              </w:rPr>
+              <w:t>4</w:t>
+            </w:r>
+          </w:p>
+        </w:tc>
+        <w:tc>
+          <w:tcPr>
+            <w:tcW w:w="931" w:type="pct"/>
             <w:tcBorders>
               <w:top w:val="single" w:sz="4" w:space="0" w:color="auto"/>
               <w:left w:val="single" w:sz="4" w:space="0" w:color="auto"/>
@@ -1322,7 +1424,7 @@
         </w:trPr>
         <w:tc>
           <w:tcPr>
-            <w:tcW w:w="1091" w:type="pct"/>
+            <w:tcW w:w="1151" w:type="pct"/>
             <w:tcBorders>
               <w:top w:val="single" w:sz="4" w:space="0" w:color="auto"/>
               <w:left w:val="single" w:sz="4" w:space="0" w:color="auto"/>
@@ -1335,68 +1437,114 @@
           </w:tcPr>
           <w:p>
             <w:pPr>
+              <w:spacing w:after="0" w:line="600" w:lineRule="auto"/>
+              <w:jc w:val="center"/>
+              <w:rPr>
+                <w:rFonts w:ascii="Times New Roman" w:eastAsia="Times New Roman" w:hAnsi="Times New Roman" w:cs="Times New Roman"/>
+                <w:sz w:val="24"/>
+                <w:szCs w:val="24"/>
+                <w:lang w:eastAsia="ru-RU"/>
+              </w:rPr>
+            </w:pPr>
+            <w:r>
+              <w:rPr>
+                <w:rFonts w:ascii="Times New Roman" w:eastAsia="Times New Roman" w:hAnsi="Times New Roman" w:cs="Times New Roman"/>
+                <w:sz w:val="24"/>
+                <w:szCs w:val="24"/>
+                <w:lang w:eastAsia="ru-RU"/>
+              </w:rPr>
+              <w:t>2</w:t>
+            </w:r>
+            <w:r>
+              <w:rPr>
+                <w:rFonts w:ascii="Times New Roman" w:eastAsia="Times New Roman" w:hAnsi="Times New Roman" w:cs="Times New Roman"/>
+                <w:sz w:val="24"/>
+                <w:szCs w:val="24"/>
+                <w:lang w:eastAsia="ru-RU"/>
+              </w:rPr>
+              <w:t>3</w:t>
+            </w:r>
+            <w:r>
+              <w:rPr>
+                <w:rFonts w:ascii="Times New Roman" w:eastAsia="Times New Roman" w:hAnsi="Times New Roman" w:cs="Times New Roman"/>
+                <w:sz w:val="24"/>
+                <w:szCs w:val="24"/>
+                <w:lang w:eastAsia="ru-RU"/>
+              </w:rPr>
+              <w:t>.04.2026</w:t>
+            </w:r>
+          </w:p>
+        </w:tc>
+        <w:tc>
+          <w:tcPr>
+            <w:tcW w:w="2143" w:type="pct"/>
+            <w:tcBorders>
+              <w:top w:val="single" w:sz="4" w:space="0" w:color="auto"/>
+              <w:left w:val="nil"/>
+              <w:bottom w:val="single" w:sz="4" w:space="0" w:color="auto"/>
+              <w:right w:val="single" w:sz="4" w:space="0" w:color="auto"/>
+            </w:tcBorders>
+            <w:shd w:val="clear" w:color="auto" w:fill="auto"/>
+            <w:vAlign w:val="bottom"/>
+          </w:tcPr>
+          <w:p>
+            <w:pPr>
               <w:spacing w:after="0" w:line="240" w:lineRule="auto"/>
-              <w:jc w:val="right"/>
-              <w:rPr>
-                <w:rFonts w:ascii="Arial" w:eastAsia="Times New Roman" w:hAnsi="Arial" w:cs="Times New Roman"/>
-                <w:sz w:val="20"/>
-                <w:szCs w:val="20"/>
-                <w:lang w:eastAsia="ru-RU"/>
-              </w:rPr>
-            </w:pPr>
-          </w:p>
-        </w:tc>
-        <w:tc>
-          <w:tcPr>
-            <w:tcW w:w="2207" w:type="pct"/>
+              <w:jc w:val="center"/>
+              <w:rPr>
+                <w:rFonts w:ascii="Times New Roman" w:eastAsia="Times New Roman" w:hAnsi="Times New Roman" w:cs="Times New Roman"/>
+                <w:sz w:val="24"/>
+                <w:szCs w:val="24"/>
+                <w:lang w:eastAsia="ru-RU"/>
+              </w:rPr>
+            </w:pPr>
+            <w:r>
+              <w:rPr>
+                <w:rFonts w:ascii="Times New Roman" w:eastAsia="Times New Roman" w:hAnsi="Times New Roman" w:cs="Times New Roman"/>
+                <w:sz w:val="24"/>
+                <w:szCs w:val="24"/>
+                <w:lang w:eastAsia="ru-RU"/>
+              </w:rPr>
+              <w:t>Обеспечение доступа различным категориям пользователей</w:t>
+            </w:r>
+          </w:p>
+        </w:tc>
+        <w:tc>
+          <w:tcPr>
+            <w:tcW w:w="775" w:type="pct"/>
             <w:tcBorders>
               <w:top w:val="single" w:sz="4" w:space="0" w:color="auto"/>
               <w:left w:val="nil"/>
               <w:bottom w:val="single" w:sz="4" w:space="0" w:color="auto"/>
               <w:right w:val="single" w:sz="4" w:space="0" w:color="auto"/>
             </w:tcBorders>
-            <w:shd w:val="clear" w:color="auto" w:fill="auto"/>
-            <w:vAlign w:val="bottom"/>
-          </w:tcPr>
-          <w:p>
-            <w:pPr>
-              <w:spacing w:after="0" w:line="240" w:lineRule="auto"/>
-              <w:rPr>
-                <w:rFonts w:ascii="Times New Roman" w:eastAsia="Times New Roman" w:hAnsi="Times New Roman" w:cs="Times New Roman"/>
-                <w:sz w:val="24"/>
-                <w:szCs w:val="24"/>
-                <w:lang w:eastAsia="ru-RU"/>
-              </w:rPr>
-            </w:pPr>
-          </w:p>
-        </w:tc>
-        <w:tc>
-          <w:tcPr>
-            <w:tcW w:w="706" w:type="pct"/>
-            <w:tcBorders>
-              <w:top w:val="single" w:sz="4" w:space="0" w:color="auto"/>
-              <w:left w:val="nil"/>
-              <w:bottom w:val="single" w:sz="4" w:space="0" w:color="auto"/>
-              <w:right w:val="single" w:sz="4" w:space="0" w:color="auto"/>
-            </w:tcBorders>
-            <w:vAlign w:val="bottom"/>
-          </w:tcPr>
-          <w:p>
-            <w:pPr>
-              <w:spacing w:after="0" w:line="240" w:lineRule="auto"/>
-              <w:jc w:val="right"/>
-              <w:rPr>
-                <w:rFonts w:ascii="Arial" w:eastAsia="Times New Roman" w:hAnsi="Arial" w:cs="Times New Roman"/>
-                <w:sz w:val="20"/>
-                <w:szCs w:val="20"/>
-                <w:lang w:eastAsia="ru-RU"/>
-              </w:rPr>
-            </w:pPr>
-          </w:p>
-        </w:tc>
-        <w:tc>
-          <w:tcPr>
-            <w:tcW w:w="995" w:type="pct"/>
+            <w:vAlign w:val="bottom"/>
+          </w:tcPr>
+          <w:p>
+            <w:pPr>
+              <w:spacing w:after="0" w:line="600" w:lineRule="auto"/>
+              <w:jc w:val="center"/>
+              <w:rPr>
+                <w:rFonts w:ascii="Times New Roman" w:eastAsia="Times New Roman" w:hAnsi="Times New Roman" w:cs="Times New Roman"/>
+                <w:sz w:val="24"/>
+                <w:szCs w:val="24"/>
+                <w:lang w:eastAsia="ru-RU"/>
+              </w:rPr>
+            </w:pPr>
+            <w:r>
+              <w:rPr>
+                <w:rFonts w:ascii="Times New Roman" w:eastAsia="Times New Roman" w:hAnsi="Times New Roman" w:cs="Times New Roman"/>
+                <w:sz w:val="24"/>
+                <w:szCs w:val="24"/>
+                <w:lang w:eastAsia="ru-RU"/>
+              </w:rPr>
+              <w:t>2</w:t>
+            </w:r>
+          </w:p>
+        </w:tc>
+        <w:tc>
+          <w:tcPr>
+            <w:tcW w:w="931" w:type="pct"/>
             <w:tcBorders>
               <w:top w:val="single" w:sz="4" w:space="0" w:color="auto"/>
               <w:left w:val="single" w:sz="4" w:space="0" w:color="auto"/>
@@ -1424,7 +1572,7 @@
         </w:trPr>
         <w:tc>
           <w:tcPr>
-            <w:tcW w:w="1091" w:type="pct"/>
+            <w:tcW w:w="1151" w:type="pct"/>
             <w:tcBorders>
               <w:top w:val="single" w:sz="4" w:space="0" w:color="auto"/>
               <w:left w:val="single" w:sz="4" w:space="0" w:color="auto"/>
@@ -1437,68 +1585,114 @@
           </w:tcPr>
           <w:p>
             <w:pPr>
+              <w:spacing w:after="0" w:line="600" w:lineRule="auto"/>
+              <w:jc w:val="center"/>
+              <w:rPr>
+                <w:rFonts w:ascii="Times New Roman" w:eastAsia="Times New Roman" w:hAnsi="Times New Roman" w:cs="Times New Roman"/>
+                <w:sz w:val="24"/>
+                <w:szCs w:val="24"/>
+                <w:lang w:eastAsia="ru-RU"/>
+              </w:rPr>
+            </w:pPr>
+            <w:r>
+              <w:rPr>
+                <w:rFonts w:ascii="Times New Roman" w:eastAsia="Times New Roman" w:hAnsi="Times New Roman" w:cs="Times New Roman"/>
+                <w:sz w:val="24"/>
+                <w:szCs w:val="24"/>
+                <w:lang w:eastAsia="ru-RU"/>
+              </w:rPr>
+              <w:t>2</w:t>
+            </w:r>
+            <w:r>
+              <w:rPr>
+                <w:rFonts w:ascii="Times New Roman" w:eastAsia="Times New Roman" w:hAnsi="Times New Roman" w:cs="Times New Roman"/>
+                <w:sz w:val="24"/>
+                <w:szCs w:val="24"/>
+                <w:lang w:eastAsia="ru-RU"/>
+              </w:rPr>
+              <w:t>4</w:t>
+            </w:r>
+            <w:r>
+              <w:rPr>
+                <w:rFonts w:ascii="Times New Roman" w:eastAsia="Times New Roman" w:hAnsi="Times New Roman" w:cs="Times New Roman"/>
+                <w:sz w:val="24"/>
+                <w:szCs w:val="24"/>
+                <w:lang w:eastAsia="ru-RU"/>
+              </w:rPr>
+              <w:t>.04.2026</w:t>
+            </w:r>
+          </w:p>
+        </w:tc>
+        <w:tc>
+          <w:tcPr>
+            <w:tcW w:w="2143" w:type="pct"/>
+            <w:tcBorders>
+              <w:top w:val="single" w:sz="4" w:space="0" w:color="auto"/>
+              <w:left w:val="nil"/>
+              <w:bottom w:val="single" w:sz="4" w:space="0" w:color="auto"/>
+              <w:right w:val="single" w:sz="4" w:space="0" w:color="auto"/>
+            </w:tcBorders>
+            <w:shd w:val="clear" w:color="auto" w:fill="auto"/>
+            <w:vAlign w:val="bottom"/>
+          </w:tcPr>
+          <w:p>
+            <w:pPr>
               <w:spacing w:after="0" w:line="240" w:lineRule="auto"/>
-              <w:jc w:val="right"/>
-              <w:rPr>
-                <w:rFonts w:ascii="Arial" w:eastAsia="Times New Roman" w:hAnsi="Arial" w:cs="Times New Roman"/>
-                <w:sz w:val="20"/>
-                <w:szCs w:val="20"/>
-                <w:lang w:eastAsia="ru-RU"/>
-              </w:rPr>
-            </w:pPr>
-          </w:p>
-        </w:tc>
-        <w:tc>
-          <w:tcPr>
-            <w:tcW w:w="2207" w:type="pct"/>
+              <w:jc w:val="center"/>
+              <w:rPr>
+                <w:rFonts w:ascii="Times New Roman" w:eastAsia="Times New Roman" w:hAnsi="Times New Roman" w:cs="Times New Roman"/>
+                <w:sz w:val="24"/>
+                <w:szCs w:val="24"/>
+                <w:lang w:eastAsia="ru-RU"/>
+              </w:rPr>
+            </w:pPr>
+            <w:r>
+              <w:rPr>
+                <w:rFonts w:ascii="Times New Roman" w:eastAsia="Times New Roman" w:hAnsi="Times New Roman" w:cs="Times New Roman"/>
+                <w:sz w:val="24"/>
+                <w:szCs w:val="24"/>
+                <w:lang w:eastAsia="ru-RU"/>
+              </w:rPr>
+              <w:t>Обеспечение доступа различным категориям пользователей</w:t>
+            </w:r>
+          </w:p>
+        </w:tc>
+        <w:tc>
+          <w:tcPr>
+            <w:tcW w:w="775" w:type="pct"/>
             <w:tcBorders>
               <w:top w:val="single" w:sz="4" w:space="0" w:color="auto"/>
               <w:left w:val="nil"/>
               <w:bottom w:val="single" w:sz="4" w:space="0" w:color="auto"/>
               <w:right w:val="single" w:sz="4" w:space="0" w:color="auto"/>
             </w:tcBorders>
-            <w:shd w:val="clear" w:color="auto" w:fill="auto"/>
-            <w:vAlign w:val="bottom"/>
-          </w:tcPr>
-          <w:p>
-            <w:pPr>
-              <w:spacing w:after="0" w:line="240" w:lineRule="auto"/>
-              <w:rPr>
-                <w:rFonts w:ascii="Times New Roman" w:eastAsia="Times New Roman" w:hAnsi="Times New Roman" w:cs="Times New Roman"/>
-                <w:sz w:val="24"/>
-                <w:szCs w:val="24"/>
-                <w:lang w:eastAsia="ru-RU"/>
-              </w:rPr>
-            </w:pPr>
-          </w:p>
-        </w:tc>
-        <w:tc>
-          <w:tcPr>
-            <w:tcW w:w="706" w:type="pct"/>
-            <w:tcBorders>
-              <w:top w:val="single" w:sz="4" w:space="0" w:color="auto"/>
-              <w:left w:val="nil"/>
-              <w:bottom w:val="single" w:sz="4" w:space="0" w:color="auto"/>
-              <w:right w:val="single" w:sz="4" w:space="0" w:color="auto"/>
-            </w:tcBorders>
-            <w:vAlign w:val="bottom"/>
-          </w:tcPr>
-          <w:p>
-            <w:pPr>
-              <w:spacing w:after="0" w:line="240" w:lineRule="auto"/>
-              <w:jc w:val="right"/>
-              <w:rPr>
-                <w:rFonts w:ascii="Arial" w:eastAsia="Times New Roman" w:hAnsi="Arial" w:cs="Times New Roman"/>
-                <w:sz w:val="20"/>
-                <w:szCs w:val="20"/>
-                <w:lang w:eastAsia="ru-RU"/>
-              </w:rPr>
-            </w:pPr>
-          </w:p>
-        </w:tc>
-        <w:tc>
-          <w:tcPr>
-            <w:tcW w:w="995" w:type="pct"/>
+            <w:vAlign w:val="bottom"/>
+          </w:tcPr>
+          <w:p>
+            <w:pPr>
+              <w:spacing w:after="0" w:line="600" w:lineRule="auto"/>
+              <w:jc w:val="center"/>
+              <w:rPr>
+                <w:rFonts w:ascii="Times New Roman" w:eastAsia="Times New Roman" w:hAnsi="Times New Roman" w:cs="Times New Roman"/>
+                <w:sz w:val="24"/>
+                <w:szCs w:val="24"/>
+                <w:lang w:eastAsia="ru-RU"/>
+              </w:rPr>
+            </w:pPr>
+            <w:r>
+              <w:rPr>
+                <w:rFonts w:ascii="Times New Roman" w:eastAsia="Times New Roman" w:hAnsi="Times New Roman" w:cs="Times New Roman"/>
+                <w:sz w:val="24"/>
+                <w:szCs w:val="24"/>
+                <w:lang w:eastAsia="ru-RU"/>
+              </w:rPr>
+              <w:t>6</w:t>
+            </w:r>
+          </w:p>
+        </w:tc>
+        <w:tc>
+          <w:tcPr>
+            <w:tcW w:w="931" w:type="pct"/>
             <w:tcBorders>
               <w:top w:val="single" w:sz="4" w:space="0" w:color="auto"/>
               <w:left w:val="single" w:sz="4" w:space="0" w:color="auto"/>
@@ -1526,7 +1720,7 @@
         </w:trPr>
         <w:tc>
           <w:tcPr>
-            <w:tcW w:w="1091" w:type="pct"/>
+            <w:tcW w:w="1151" w:type="pct"/>
             <w:tcBorders>
               <w:top w:val="single" w:sz="4" w:space="0" w:color="auto"/>
               <w:left w:val="single" w:sz="4" w:space="0" w:color="auto"/>
@@ -1539,68 +1733,114 @@
           </w:tcPr>
           <w:p>
             <w:pPr>
+              <w:spacing w:after="0" w:line="600" w:lineRule="auto"/>
+              <w:jc w:val="center"/>
+              <w:rPr>
+                <w:rFonts w:ascii="Times New Roman" w:eastAsia="Times New Roman" w:hAnsi="Times New Roman" w:cs="Times New Roman"/>
+                <w:sz w:val="24"/>
+                <w:szCs w:val="24"/>
+                <w:lang w:eastAsia="ru-RU"/>
+              </w:rPr>
+            </w:pPr>
+            <w:r>
+              <w:rPr>
+                <w:rFonts w:ascii="Times New Roman" w:eastAsia="Times New Roman" w:hAnsi="Times New Roman" w:cs="Times New Roman"/>
+                <w:sz w:val="24"/>
+                <w:szCs w:val="24"/>
+                <w:lang w:eastAsia="ru-RU"/>
+              </w:rPr>
+              <w:t>2</w:t>
+            </w:r>
+            <w:r>
+              <w:rPr>
+                <w:rFonts w:ascii="Times New Roman" w:eastAsia="Times New Roman" w:hAnsi="Times New Roman" w:cs="Times New Roman"/>
+                <w:sz w:val="24"/>
+                <w:szCs w:val="24"/>
+                <w:lang w:eastAsia="ru-RU"/>
+              </w:rPr>
+              <w:t>4</w:t>
+            </w:r>
+            <w:r>
+              <w:rPr>
+                <w:rFonts w:ascii="Times New Roman" w:eastAsia="Times New Roman" w:hAnsi="Times New Roman" w:cs="Times New Roman"/>
+                <w:sz w:val="24"/>
+                <w:szCs w:val="24"/>
+                <w:lang w:eastAsia="ru-RU"/>
+              </w:rPr>
+              <w:t>.04.2026</w:t>
+            </w:r>
+          </w:p>
+        </w:tc>
+        <w:tc>
+          <w:tcPr>
+            <w:tcW w:w="2143" w:type="pct"/>
+            <w:tcBorders>
+              <w:top w:val="single" w:sz="4" w:space="0" w:color="auto"/>
+              <w:left w:val="nil"/>
+              <w:bottom w:val="single" w:sz="4" w:space="0" w:color="auto"/>
+              <w:right w:val="single" w:sz="4" w:space="0" w:color="auto"/>
+            </w:tcBorders>
+            <w:shd w:val="clear" w:color="auto" w:fill="auto"/>
+            <w:vAlign w:val="bottom"/>
+          </w:tcPr>
+          <w:p>
+            <w:pPr>
               <w:spacing w:after="0" w:line="240" w:lineRule="auto"/>
-              <w:jc w:val="right"/>
-              <w:rPr>
-                <w:rFonts w:ascii="Arial" w:eastAsia="Times New Roman" w:hAnsi="Arial" w:cs="Times New Roman"/>
-                <w:sz w:val="20"/>
-                <w:szCs w:val="20"/>
-                <w:lang w:eastAsia="ru-RU"/>
-              </w:rPr>
-            </w:pPr>
-          </w:p>
-        </w:tc>
-        <w:tc>
-          <w:tcPr>
-            <w:tcW w:w="2207" w:type="pct"/>
+              <w:jc w:val="center"/>
+              <w:rPr>
+                <w:rFonts w:ascii="Times New Roman" w:eastAsia="Times New Roman" w:hAnsi="Times New Roman" w:cs="Times New Roman"/>
+                <w:sz w:val="24"/>
+                <w:szCs w:val="24"/>
+                <w:lang w:eastAsia="ru-RU"/>
+              </w:rPr>
+            </w:pPr>
+            <w:r>
+              <w:rPr>
+                <w:rFonts w:ascii="Times New Roman" w:eastAsia="Times New Roman" w:hAnsi="Times New Roman" w:cs="Times New Roman"/>
+                <w:sz w:val="24"/>
+                <w:szCs w:val="24"/>
+                <w:lang w:eastAsia="ru-RU"/>
+              </w:rPr>
+              <w:t>Обеспечение совместимости компонент с ранее установленными программными продуктами</w:t>
+            </w:r>
+          </w:p>
+        </w:tc>
+        <w:tc>
+          <w:tcPr>
+            <w:tcW w:w="775" w:type="pct"/>
             <w:tcBorders>
               <w:top w:val="single" w:sz="4" w:space="0" w:color="auto"/>
               <w:left w:val="nil"/>
               <w:bottom w:val="single" w:sz="4" w:space="0" w:color="auto"/>
               <w:right w:val="single" w:sz="4" w:space="0" w:color="auto"/>
             </w:tcBorders>
-            <w:shd w:val="clear" w:color="auto" w:fill="auto"/>
-            <w:vAlign w:val="bottom"/>
-          </w:tcPr>
-          <w:p>
-            <w:pPr>
-              <w:spacing w:after="0" w:line="240" w:lineRule="auto"/>
-              <w:rPr>
-                <w:rFonts w:ascii="Times New Roman" w:eastAsia="Times New Roman" w:hAnsi="Times New Roman" w:cs="Times New Roman"/>
-                <w:sz w:val="24"/>
-                <w:szCs w:val="24"/>
-                <w:lang w:eastAsia="ru-RU"/>
-              </w:rPr>
-            </w:pPr>
-          </w:p>
-        </w:tc>
-        <w:tc>
-          <w:tcPr>
-            <w:tcW w:w="706" w:type="pct"/>
-            <w:tcBorders>
-              <w:top w:val="single" w:sz="4" w:space="0" w:color="auto"/>
-              <w:left w:val="nil"/>
-              <w:bottom w:val="single" w:sz="4" w:space="0" w:color="auto"/>
-              <w:right w:val="single" w:sz="4" w:space="0" w:color="auto"/>
-            </w:tcBorders>
-            <w:vAlign w:val="bottom"/>
-          </w:tcPr>
-          <w:p>
-            <w:pPr>
-              <w:spacing w:after="0" w:line="240" w:lineRule="auto"/>
-              <w:jc w:val="right"/>
-              <w:rPr>
-                <w:rFonts w:ascii="Arial" w:eastAsia="Times New Roman" w:hAnsi="Arial" w:cs="Times New Roman"/>
-                <w:sz w:val="20"/>
-                <w:szCs w:val="20"/>
-                <w:lang w:eastAsia="ru-RU"/>
-              </w:rPr>
-            </w:pPr>
-          </w:p>
-        </w:tc>
-        <w:tc>
-          <w:tcPr>
-            <w:tcW w:w="995" w:type="pct"/>
+            <w:vAlign w:val="bottom"/>
+          </w:tcPr>
+          <w:p>
+            <w:pPr>
+              <w:spacing w:after="0" w:line="600" w:lineRule="auto"/>
+              <w:jc w:val="center"/>
+              <w:rPr>
+                <w:rFonts w:ascii="Times New Roman" w:eastAsia="Times New Roman" w:hAnsi="Times New Roman" w:cs="Times New Roman"/>
+                <w:sz w:val="24"/>
+                <w:szCs w:val="24"/>
+                <w:lang w:eastAsia="ru-RU"/>
+              </w:rPr>
+            </w:pPr>
+            <w:r>
+              <w:rPr>
+                <w:rFonts w:ascii="Times New Roman" w:eastAsia="Times New Roman" w:hAnsi="Times New Roman" w:cs="Times New Roman"/>
+                <w:sz w:val="24"/>
+                <w:szCs w:val="24"/>
+                <w:lang w:eastAsia="ru-RU"/>
+              </w:rPr>
+              <w:t>2</w:t>
+            </w:r>
+          </w:p>
+        </w:tc>
+        <w:tc>
+          <w:tcPr>
+            <w:tcW w:w="931" w:type="pct"/>
             <w:tcBorders>
               <w:top w:val="single" w:sz="4" w:space="0" w:color="auto"/>
               <w:left w:val="single" w:sz="4" w:space="0" w:color="auto"/>
@@ -1628,7 +1868,7 @@
         </w:trPr>
         <w:tc>
           <w:tcPr>
-            <w:tcW w:w="1091" w:type="pct"/>
+            <w:tcW w:w="1151" w:type="pct"/>
             <w:tcBorders>
               <w:top w:val="single" w:sz="4" w:space="0" w:color="auto"/>
               <w:left w:val="single" w:sz="4" w:space="0" w:color="auto"/>
@@ -1641,68 +1881,114 @@
           </w:tcPr>
           <w:p>
             <w:pPr>
+              <w:spacing w:after="0" w:line="600" w:lineRule="auto"/>
+              <w:jc w:val="center"/>
+              <w:rPr>
+                <w:rFonts w:ascii="Times New Roman" w:eastAsia="Times New Roman" w:hAnsi="Times New Roman" w:cs="Times New Roman"/>
+                <w:sz w:val="24"/>
+                <w:szCs w:val="24"/>
+                <w:lang w:eastAsia="ru-RU"/>
+              </w:rPr>
+            </w:pPr>
+            <w:r>
+              <w:rPr>
+                <w:rFonts w:ascii="Times New Roman" w:eastAsia="Times New Roman" w:hAnsi="Times New Roman" w:cs="Times New Roman"/>
+                <w:sz w:val="24"/>
+                <w:szCs w:val="24"/>
+                <w:lang w:eastAsia="ru-RU"/>
+              </w:rPr>
+              <w:t>2</w:t>
+            </w:r>
+            <w:r>
+              <w:rPr>
+                <w:rFonts w:ascii="Times New Roman" w:eastAsia="Times New Roman" w:hAnsi="Times New Roman" w:cs="Times New Roman"/>
+                <w:sz w:val="24"/>
+                <w:szCs w:val="24"/>
+                <w:lang w:eastAsia="ru-RU"/>
+              </w:rPr>
+              <w:t>5</w:t>
+            </w:r>
+            <w:r>
+              <w:rPr>
+                <w:rFonts w:ascii="Times New Roman" w:eastAsia="Times New Roman" w:hAnsi="Times New Roman" w:cs="Times New Roman"/>
+                <w:sz w:val="24"/>
+                <w:szCs w:val="24"/>
+                <w:lang w:eastAsia="ru-RU"/>
+              </w:rPr>
+              <w:t>.04.2026</w:t>
+            </w:r>
+          </w:p>
+        </w:tc>
+        <w:tc>
+          <w:tcPr>
+            <w:tcW w:w="2143" w:type="pct"/>
+            <w:tcBorders>
+              <w:top w:val="single" w:sz="4" w:space="0" w:color="auto"/>
+              <w:left w:val="nil"/>
+              <w:bottom w:val="single" w:sz="4" w:space="0" w:color="auto"/>
+              <w:right w:val="single" w:sz="4" w:space="0" w:color="auto"/>
+            </w:tcBorders>
+            <w:shd w:val="clear" w:color="auto" w:fill="auto"/>
+            <w:vAlign w:val="bottom"/>
+          </w:tcPr>
+          <w:p>
+            <w:pPr>
               <w:spacing w:after="0" w:line="240" w:lineRule="auto"/>
-              <w:jc w:val="right"/>
-              <w:rPr>
-                <w:rFonts w:ascii="Arial" w:eastAsia="Times New Roman" w:hAnsi="Arial" w:cs="Times New Roman"/>
-                <w:sz w:val="20"/>
-                <w:szCs w:val="20"/>
-                <w:lang w:eastAsia="ru-RU"/>
-              </w:rPr>
-            </w:pPr>
-          </w:p>
-        </w:tc>
-        <w:tc>
-          <w:tcPr>
-            <w:tcW w:w="2207" w:type="pct"/>
+              <w:jc w:val="center"/>
+              <w:rPr>
+                <w:rFonts w:ascii="Times New Roman" w:eastAsia="Times New Roman" w:hAnsi="Times New Roman" w:cs="Times New Roman"/>
+                <w:sz w:val="24"/>
+                <w:szCs w:val="24"/>
+                <w:lang w:eastAsia="ru-RU"/>
+              </w:rPr>
+            </w:pPr>
+            <w:r>
+              <w:rPr>
+                <w:rFonts w:ascii="Times New Roman" w:eastAsia="Times New Roman" w:hAnsi="Times New Roman" w:cs="Times New Roman"/>
+                <w:sz w:val="24"/>
+                <w:szCs w:val="24"/>
+                <w:lang w:eastAsia="ru-RU"/>
+              </w:rPr>
+              <w:t>Обеспечение совместимости компонент с ранее установленными программными продуктами</w:t>
+            </w:r>
+          </w:p>
+        </w:tc>
+        <w:tc>
+          <w:tcPr>
+            <w:tcW w:w="775" w:type="pct"/>
             <w:tcBorders>
               <w:top w:val="single" w:sz="4" w:space="0" w:color="auto"/>
               <w:left w:val="nil"/>
               <w:bottom w:val="single" w:sz="4" w:space="0" w:color="auto"/>
               <w:right w:val="single" w:sz="4" w:space="0" w:color="auto"/>
             </w:tcBorders>
-            <w:shd w:val="clear" w:color="auto" w:fill="auto"/>
-            <w:vAlign w:val="bottom"/>
-          </w:tcPr>
-          <w:p>
-            <w:pPr>
-              <w:spacing w:after="0" w:line="240" w:lineRule="auto"/>
-              <w:rPr>
-                <w:rFonts w:ascii="Times New Roman" w:eastAsia="Times New Roman" w:hAnsi="Times New Roman" w:cs="Times New Roman"/>
-                <w:sz w:val="24"/>
-                <w:szCs w:val="24"/>
-                <w:lang w:eastAsia="ru-RU"/>
-              </w:rPr>
-            </w:pPr>
-          </w:p>
-        </w:tc>
-        <w:tc>
-          <w:tcPr>
-            <w:tcW w:w="706" w:type="pct"/>
-            <w:tcBorders>
-              <w:top w:val="single" w:sz="4" w:space="0" w:color="auto"/>
-              <w:left w:val="nil"/>
-              <w:bottom w:val="single" w:sz="4" w:space="0" w:color="auto"/>
-              <w:right w:val="single" w:sz="4" w:space="0" w:color="auto"/>
-            </w:tcBorders>
-            <w:vAlign w:val="bottom"/>
-          </w:tcPr>
-          <w:p>
-            <w:pPr>
-              <w:spacing w:after="0" w:line="240" w:lineRule="auto"/>
-              <w:jc w:val="right"/>
-              <w:rPr>
-                <w:rFonts w:ascii="Arial" w:eastAsia="Times New Roman" w:hAnsi="Arial" w:cs="Times New Roman"/>
-                <w:sz w:val="20"/>
-                <w:szCs w:val="20"/>
-                <w:lang w:eastAsia="ru-RU"/>
-              </w:rPr>
-            </w:pPr>
-          </w:p>
-        </w:tc>
-        <w:tc>
-          <w:tcPr>
-            <w:tcW w:w="995" w:type="pct"/>
+            <w:vAlign w:val="bottom"/>
+          </w:tcPr>
+          <w:p>
+            <w:pPr>
+              <w:spacing w:after="0" w:line="600" w:lineRule="auto"/>
+              <w:jc w:val="center"/>
+              <w:rPr>
+                <w:rFonts w:ascii="Times New Roman" w:eastAsia="Times New Roman" w:hAnsi="Times New Roman" w:cs="Times New Roman"/>
+                <w:sz w:val="24"/>
+                <w:szCs w:val="24"/>
+                <w:lang w:eastAsia="ru-RU"/>
+              </w:rPr>
+            </w:pPr>
+            <w:r>
+              <w:rPr>
+                <w:rFonts w:ascii="Times New Roman" w:eastAsia="Times New Roman" w:hAnsi="Times New Roman" w:cs="Times New Roman"/>
+                <w:sz w:val="24"/>
+                <w:szCs w:val="24"/>
+                <w:lang w:eastAsia="ru-RU"/>
+              </w:rPr>
+              <w:t>4</w:t>
+            </w:r>
+          </w:p>
+        </w:tc>
+        <w:tc>
+          <w:tcPr>
+            <w:tcW w:w="931" w:type="pct"/>
             <w:tcBorders>
               <w:top w:val="single" w:sz="4" w:space="0" w:color="auto"/>
               <w:left w:val="single" w:sz="4" w:space="0" w:color="auto"/>
@@ -1730,7 +2016,7 @@
         </w:trPr>
         <w:tc>
           <w:tcPr>
-            <w:tcW w:w="1091" w:type="pct"/>
+            <w:tcW w:w="1151" w:type="pct"/>
             <w:tcBorders>
               <w:top w:val="single" w:sz="4" w:space="0" w:color="auto"/>
               <w:left w:val="single" w:sz="4" w:space="0" w:color="auto"/>
@@ -1743,68 +2029,114 @@
           </w:tcPr>
           <w:p>
             <w:pPr>
+              <w:spacing w:after="0" w:line="600" w:lineRule="auto"/>
+              <w:jc w:val="center"/>
+              <w:rPr>
+                <w:rFonts w:ascii="Times New Roman" w:eastAsia="Times New Roman" w:hAnsi="Times New Roman" w:cs="Times New Roman"/>
+                <w:sz w:val="24"/>
+                <w:szCs w:val="24"/>
+                <w:lang w:eastAsia="ru-RU"/>
+              </w:rPr>
+            </w:pPr>
+            <w:r>
+              <w:rPr>
+                <w:rFonts w:ascii="Times New Roman" w:eastAsia="Times New Roman" w:hAnsi="Times New Roman" w:cs="Times New Roman"/>
+                <w:sz w:val="24"/>
+                <w:szCs w:val="24"/>
+                <w:lang w:eastAsia="ru-RU"/>
+              </w:rPr>
+              <w:t>2</w:t>
+            </w:r>
+            <w:r>
+              <w:rPr>
+                <w:rFonts w:ascii="Times New Roman" w:eastAsia="Times New Roman" w:hAnsi="Times New Roman" w:cs="Times New Roman"/>
+                <w:sz w:val="24"/>
+                <w:szCs w:val="24"/>
+                <w:lang w:eastAsia="ru-RU"/>
+              </w:rPr>
+              <w:t>7</w:t>
+            </w:r>
+            <w:r>
+              <w:rPr>
+                <w:rFonts w:ascii="Times New Roman" w:eastAsia="Times New Roman" w:hAnsi="Times New Roman" w:cs="Times New Roman"/>
+                <w:sz w:val="24"/>
+                <w:szCs w:val="24"/>
+                <w:lang w:eastAsia="ru-RU"/>
+              </w:rPr>
+              <w:t>.04.2026</w:t>
+            </w:r>
+          </w:p>
+        </w:tc>
+        <w:tc>
+          <w:tcPr>
+            <w:tcW w:w="2143" w:type="pct"/>
+            <w:tcBorders>
+              <w:top w:val="single" w:sz="4" w:space="0" w:color="auto"/>
+              <w:left w:val="nil"/>
+              <w:bottom w:val="single" w:sz="4" w:space="0" w:color="auto"/>
+              <w:right w:val="single" w:sz="4" w:space="0" w:color="auto"/>
+            </w:tcBorders>
+            <w:shd w:val="clear" w:color="auto" w:fill="auto"/>
+            <w:vAlign w:val="bottom"/>
+          </w:tcPr>
+          <w:p>
+            <w:pPr>
               <w:spacing w:after="0" w:line="240" w:lineRule="auto"/>
-              <w:jc w:val="right"/>
-              <w:rPr>
-                <w:rFonts w:ascii="Arial" w:eastAsia="Times New Roman" w:hAnsi="Arial" w:cs="Times New Roman"/>
-                <w:sz w:val="20"/>
-                <w:szCs w:val="20"/>
-                <w:lang w:eastAsia="ru-RU"/>
-              </w:rPr>
-            </w:pPr>
-          </w:p>
-        </w:tc>
-        <w:tc>
-          <w:tcPr>
-            <w:tcW w:w="2207" w:type="pct"/>
+              <w:jc w:val="center"/>
+              <w:rPr>
+                <w:rFonts w:ascii="Times New Roman" w:eastAsia="Times New Roman" w:hAnsi="Times New Roman" w:cs="Times New Roman"/>
+                <w:sz w:val="24"/>
+                <w:szCs w:val="24"/>
+                <w:lang w:eastAsia="ru-RU"/>
+              </w:rPr>
+            </w:pPr>
+            <w:r>
+              <w:rPr>
+                <w:rFonts w:ascii="Times New Roman" w:eastAsia="Times New Roman" w:hAnsi="Times New Roman" w:cs="Times New Roman"/>
+                <w:sz w:val="24"/>
+                <w:szCs w:val="24"/>
+                <w:lang w:eastAsia="ru-RU"/>
+              </w:rPr>
+              <w:t>Контроль качества функционирования программного обеспечения с помощью встроенных средств</w:t>
+            </w:r>
+          </w:p>
+        </w:tc>
+        <w:tc>
+          <w:tcPr>
+            <w:tcW w:w="775" w:type="pct"/>
             <w:tcBorders>
               <w:top w:val="single" w:sz="4" w:space="0" w:color="auto"/>
               <w:left w:val="nil"/>
               <w:bottom w:val="single" w:sz="4" w:space="0" w:color="auto"/>
               <w:right w:val="single" w:sz="4" w:space="0" w:color="auto"/>
             </w:tcBorders>
-            <w:shd w:val="clear" w:color="auto" w:fill="auto"/>
-            <w:vAlign w:val="bottom"/>
-          </w:tcPr>
-          <w:p>
-            <w:pPr>
-              <w:spacing w:after="0" w:line="240" w:lineRule="auto"/>
-              <w:rPr>
-                <w:rFonts w:ascii="Times New Roman" w:eastAsia="Times New Roman" w:hAnsi="Times New Roman" w:cs="Times New Roman"/>
-                <w:sz w:val="24"/>
-                <w:szCs w:val="24"/>
-                <w:lang w:eastAsia="ru-RU"/>
-              </w:rPr>
-            </w:pPr>
-          </w:p>
-        </w:tc>
-        <w:tc>
-          <w:tcPr>
-            <w:tcW w:w="706" w:type="pct"/>
-            <w:tcBorders>
-              <w:top w:val="single" w:sz="4" w:space="0" w:color="auto"/>
-              <w:left w:val="nil"/>
-              <w:bottom w:val="single" w:sz="4" w:space="0" w:color="auto"/>
-              <w:right w:val="single" w:sz="4" w:space="0" w:color="auto"/>
-            </w:tcBorders>
-            <w:vAlign w:val="bottom"/>
-          </w:tcPr>
-          <w:p>
-            <w:pPr>
-              <w:spacing w:after="0" w:line="240" w:lineRule="auto"/>
-              <w:jc w:val="right"/>
-              <w:rPr>
-                <w:rFonts w:ascii="Arial" w:eastAsia="Times New Roman" w:hAnsi="Arial" w:cs="Times New Roman"/>
-                <w:sz w:val="20"/>
-                <w:szCs w:val="20"/>
-                <w:lang w:eastAsia="ru-RU"/>
-              </w:rPr>
-            </w:pPr>
-          </w:p>
-        </w:tc>
-        <w:tc>
-          <w:tcPr>
-            <w:tcW w:w="995" w:type="pct"/>
+            <w:vAlign w:val="bottom"/>
+          </w:tcPr>
+          <w:p>
+            <w:pPr>
+              <w:spacing w:after="0" w:line="600" w:lineRule="auto"/>
+              <w:jc w:val="center"/>
+              <w:rPr>
+                <w:rFonts w:ascii="Times New Roman" w:eastAsia="Times New Roman" w:hAnsi="Times New Roman" w:cs="Times New Roman"/>
+                <w:sz w:val="24"/>
+                <w:szCs w:val="24"/>
+                <w:lang w:eastAsia="ru-RU"/>
+              </w:rPr>
+            </w:pPr>
+            <w:r>
+              <w:rPr>
+                <w:rFonts w:ascii="Times New Roman" w:eastAsia="Times New Roman" w:hAnsi="Times New Roman" w:cs="Times New Roman"/>
+                <w:sz w:val="24"/>
+                <w:szCs w:val="24"/>
+                <w:lang w:eastAsia="ru-RU"/>
+              </w:rPr>
+              <w:t>8</w:t>
+            </w:r>
+          </w:p>
+        </w:tc>
+        <w:tc>
+          <w:tcPr>
+            <w:tcW w:w="931" w:type="pct"/>
             <w:tcBorders>
               <w:top w:val="single" w:sz="4" w:space="0" w:color="auto"/>
               <w:left w:val="single" w:sz="4" w:space="0" w:color="auto"/>
@@ -1832,7 +2164,7 @@
         </w:trPr>
         <w:tc>
           <w:tcPr>
-            <w:tcW w:w="1091" w:type="pct"/>
+            <w:tcW w:w="1151" w:type="pct"/>
             <w:tcBorders>
               <w:top w:val="single" w:sz="4" w:space="0" w:color="auto"/>
               <w:left w:val="single" w:sz="4" w:space="0" w:color="auto"/>
@@ -1845,68 +2177,123 @@
           </w:tcPr>
           <w:p>
             <w:pPr>
+              <w:spacing w:after="0" w:line="600" w:lineRule="auto"/>
+              <w:jc w:val="center"/>
+              <w:rPr>
+                <w:rFonts w:ascii="Times New Roman" w:eastAsia="Times New Roman" w:hAnsi="Times New Roman" w:cs="Times New Roman"/>
+                <w:sz w:val="24"/>
+                <w:szCs w:val="24"/>
+                <w:lang w:eastAsia="ru-RU"/>
+              </w:rPr>
+            </w:pPr>
+            <w:r>
+              <w:rPr>
+                <w:rFonts w:ascii="Times New Roman" w:eastAsia="Times New Roman" w:hAnsi="Times New Roman" w:cs="Times New Roman"/>
+                <w:sz w:val="24"/>
+                <w:szCs w:val="24"/>
+                <w:lang w:eastAsia="ru-RU"/>
+              </w:rPr>
+              <w:t>2</w:t>
+            </w:r>
+            <w:r>
+              <w:rPr>
+                <w:rFonts w:ascii="Times New Roman" w:eastAsia="Times New Roman" w:hAnsi="Times New Roman" w:cs="Times New Roman"/>
+                <w:sz w:val="24"/>
+                <w:szCs w:val="24"/>
+                <w:lang w:eastAsia="ru-RU"/>
+              </w:rPr>
+              <w:t>7</w:t>
+            </w:r>
+            <w:r>
+              <w:rPr>
+                <w:rFonts w:ascii="Times New Roman" w:eastAsia="Times New Roman" w:hAnsi="Times New Roman" w:cs="Times New Roman"/>
+                <w:sz w:val="24"/>
+                <w:szCs w:val="24"/>
+                <w:lang w:eastAsia="ru-RU"/>
+              </w:rPr>
+              <w:t>.04.2026</w:t>
+            </w:r>
+          </w:p>
+        </w:tc>
+        <w:tc>
+          <w:tcPr>
+            <w:tcW w:w="2143" w:type="pct"/>
+            <w:tcBorders>
+              <w:top w:val="single" w:sz="4" w:space="0" w:color="auto"/>
+              <w:left w:val="nil"/>
+              <w:bottom w:val="single" w:sz="4" w:space="0" w:color="auto"/>
+              <w:right w:val="single" w:sz="4" w:space="0" w:color="auto"/>
+            </w:tcBorders>
+            <w:shd w:val="clear" w:color="auto" w:fill="auto"/>
+            <w:vAlign w:val="bottom"/>
+          </w:tcPr>
+          <w:p>
+            <w:pPr>
               <w:spacing w:after="0" w:line="240" w:lineRule="auto"/>
-              <w:jc w:val="right"/>
-              <w:rPr>
-                <w:rFonts w:ascii="Arial" w:eastAsia="Times New Roman" w:hAnsi="Arial" w:cs="Times New Roman"/>
-                <w:sz w:val="20"/>
-                <w:szCs w:val="20"/>
-                <w:lang w:eastAsia="ru-RU"/>
-              </w:rPr>
-            </w:pPr>
-          </w:p>
-        </w:tc>
-        <w:tc>
-          <w:tcPr>
-            <w:tcW w:w="2207" w:type="pct"/>
+              <w:jc w:val="center"/>
+              <w:rPr>
+                <w:rFonts w:ascii="Times New Roman" w:eastAsia="Times New Roman" w:hAnsi="Times New Roman" w:cs="Times New Roman"/>
+                <w:sz w:val="24"/>
+                <w:szCs w:val="24"/>
+                <w:lang w:eastAsia="ru-RU"/>
+              </w:rPr>
+            </w:pPr>
+            <w:r>
+              <w:rPr>
+                <w:rFonts w:ascii="Times New Roman" w:eastAsia="Times New Roman" w:hAnsi="Times New Roman" w:cs="Times New Roman"/>
+                <w:sz w:val="24"/>
+                <w:szCs w:val="24"/>
+                <w:lang w:eastAsia="ru-RU"/>
+              </w:rPr>
+              <w:t xml:space="preserve">Выполнение анализа условий эксплуатации </w:t>
+            </w:r>
+            <w:r>
+              <w:rPr>
+                <w:rFonts w:ascii="Times New Roman" w:eastAsia="Times New Roman" w:hAnsi="Times New Roman" w:cs="Times New Roman"/>
+                <w:sz w:val="24"/>
+                <w:szCs w:val="24"/>
+                <w:lang w:eastAsia="ru-RU"/>
+              </w:rPr>
+              <w:t>программного обеспечения</w:t>
+            </w:r>
+          </w:p>
+        </w:tc>
+        <w:tc>
+          <w:tcPr>
+            <w:tcW w:w="775" w:type="pct"/>
             <w:tcBorders>
               <w:top w:val="single" w:sz="4" w:space="0" w:color="auto"/>
               <w:left w:val="nil"/>
               <w:bottom w:val="single" w:sz="4" w:space="0" w:color="auto"/>
               <w:right w:val="single" w:sz="4" w:space="0" w:color="auto"/>
             </w:tcBorders>
-            <w:shd w:val="clear" w:color="auto" w:fill="auto"/>
-            <w:vAlign w:val="bottom"/>
-          </w:tcPr>
-          <w:p>
-            <w:pPr>
-              <w:spacing w:after="0" w:line="240" w:lineRule="auto"/>
-              <w:rPr>
-                <w:rFonts w:ascii="Times New Roman" w:eastAsia="Times New Roman" w:hAnsi="Times New Roman" w:cs="Times New Roman"/>
-                <w:sz w:val="24"/>
-                <w:szCs w:val="24"/>
-                <w:lang w:eastAsia="ru-RU"/>
-              </w:rPr>
-            </w:pPr>
-          </w:p>
-        </w:tc>
-        <w:tc>
-          <w:tcPr>
-            <w:tcW w:w="706" w:type="pct"/>
-            <w:tcBorders>
-              <w:top w:val="single" w:sz="4" w:space="0" w:color="auto"/>
-              <w:left w:val="nil"/>
-              <w:bottom w:val="single" w:sz="4" w:space="0" w:color="auto"/>
-              <w:right w:val="single" w:sz="4" w:space="0" w:color="auto"/>
-            </w:tcBorders>
-            <w:vAlign w:val="bottom"/>
-          </w:tcPr>
-          <w:p>
-            <w:pPr>
-              <w:spacing w:after="0" w:line="240" w:lineRule="auto"/>
-              <w:jc w:val="right"/>
-              <w:rPr>
-                <w:rFonts w:ascii="Arial" w:eastAsia="Times New Roman" w:hAnsi="Arial" w:cs="Times New Roman"/>
-                <w:sz w:val="20"/>
-                <w:szCs w:val="20"/>
-                <w:lang w:eastAsia="ru-RU"/>
-              </w:rPr>
-            </w:pPr>
-          </w:p>
-        </w:tc>
-        <w:tc>
-          <w:tcPr>
-            <w:tcW w:w="995" w:type="pct"/>
+            <w:vAlign w:val="bottom"/>
+          </w:tcPr>
+          <w:p>
+            <w:pPr>
+              <w:spacing w:after="0" w:line="600" w:lineRule="auto"/>
+              <w:jc w:val="center"/>
+              <w:rPr>
+                <w:rFonts w:ascii="Times New Roman" w:eastAsia="Times New Roman" w:hAnsi="Times New Roman" w:cs="Times New Roman"/>
+                <w:sz w:val="24"/>
+                <w:szCs w:val="24"/>
+                <w:lang w:eastAsia="ru-RU"/>
+              </w:rPr>
+            </w:pPr>
+            <w:r>
+              <w:rPr>
+                <w:rFonts w:ascii="Times New Roman" w:eastAsia="Times New Roman" w:hAnsi="Times New Roman" w:cs="Times New Roman"/>
+                <w:sz w:val="24"/>
+                <w:szCs w:val="24"/>
+                <w:lang w:eastAsia="ru-RU"/>
+              </w:rPr>
+              <w:t>2</w:t>
+            </w:r>
+          </w:p>
+        </w:tc>
+        <w:tc>
+          <w:tcPr>
+            <w:tcW w:w="931" w:type="pct"/>
             <w:tcBorders>
               <w:top w:val="single" w:sz="4" w:space="0" w:color="auto"/>
               <w:left w:val="single" w:sz="4" w:space="0" w:color="auto"/>
@@ -1934,7 +2321,7 @@
         </w:trPr>
         <w:tc>
           <w:tcPr>
-            <w:tcW w:w="1091" w:type="pct"/>
+            <w:tcW w:w="1151" w:type="pct"/>
             <w:tcBorders>
               <w:top w:val="single" w:sz="4" w:space="0" w:color="auto"/>
               <w:left w:val="single" w:sz="4" w:space="0" w:color="auto"/>
@@ -1947,68 +2334,114 @@
           </w:tcPr>
           <w:p>
             <w:pPr>
+              <w:spacing w:after="0" w:line="600" w:lineRule="auto"/>
+              <w:jc w:val="center"/>
+              <w:rPr>
+                <w:rFonts w:ascii="Times New Roman" w:eastAsia="Times New Roman" w:hAnsi="Times New Roman" w:cs="Times New Roman"/>
+                <w:sz w:val="24"/>
+                <w:szCs w:val="24"/>
+                <w:lang w:eastAsia="ru-RU"/>
+              </w:rPr>
+            </w:pPr>
+            <w:r>
+              <w:rPr>
+                <w:rFonts w:ascii="Times New Roman" w:eastAsia="Times New Roman" w:hAnsi="Times New Roman" w:cs="Times New Roman"/>
+                <w:sz w:val="24"/>
+                <w:szCs w:val="24"/>
+                <w:lang w:eastAsia="ru-RU"/>
+              </w:rPr>
+              <w:t>2</w:t>
+            </w:r>
+            <w:r>
+              <w:rPr>
+                <w:rFonts w:ascii="Times New Roman" w:eastAsia="Times New Roman" w:hAnsi="Times New Roman" w:cs="Times New Roman"/>
+                <w:sz w:val="24"/>
+                <w:szCs w:val="24"/>
+                <w:lang w:eastAsia="ru-RU"/>
+              </w:rPr>
+              <w:t>8</w:t>
+            </w:r>
+            <w:r>
+              <w:rPr>
+                <w:rFonts w:ascii="Times New Roman" w:eastAsia="Times New Roman" w:hAnsi="Times New Roman" w:cs="Times New Roman"/>
+                <w:sz w:val="24"/>
+                <w:szCs w:val="24"/>
+                <w:lang w:eastAsia="ru-RU"/>
+              </w:rPr>
+              <w:t>.04.2026</w:t>
+            </w:r>
+          </w:p>
+        </w:tc>
+        <w:tc>
+          <w:tcPr>
+            <w:tcW w:w="2143" w:type="pct"/>
+            <w:tcBorders>
+              <w:top w:val="single" w:sz="4" w:space="0" w:color="auto"/>
+              <w:left w:val="nil"/>
+              <w:bottom w:val="single" w:sz="4" w:space="0" w:color="auto"/>
+              <w:right w:val="single" w:sz="4" w:space="0" w:color="auto"/>
+            </w:tcBorders>
+            <w:shd w:val="clear" w:color="auto" w:fill="auto"/>
+            <w:vAlign w:val="bottom"/>
+          </w:tcPr>
+          <w:p>
+            <w:pPr>
               <w:spacing w:after="0" w:line="240" w:lineRule="auto"/>
-              <w:jc w:val="right"/>
-              <w:rPr>
-                <w:rFonts w:ascii="Arial" w:eastAsia="Times New Roman" w:hAnsi="Arial" w:cs="Times New Roman"/>
-                <w:sz w:val="20"/>
-                <w:szCs w:val="20"/>
-                <w:lang w:eastAsia="ru-RU"/>
-              </w:rPr>
-            </w:pPr>
-          </w:p>
-        </w:tc>
-        <w:tc>
-          <w:tcPr>
-            <w:tcW w:w="2207" w:type="pct"/>
+              <w:jc w:val="center"/>
+              <w:rPr>
+                <w:rFonts w:ascii="Times New Roman" w:eastAsia="Times New Roman" w:hAnsi="Times New Roman" w:cs="Times New Roman"/>
+                <w:sz w:val="24"/>
+                <w:szCs w:val="24"/>
+                <w:lang w:eastAsia="ru-RU"/>
+              </w:rPr>
+            </w:pPr>
+            <w:r>
+              <w:rPr>
+                <w:rFonts w:ascii="Times New Roman" w:eastAsia="Times New Roman" w:hAnsi="Times New Roman" w:cs="Times New Roman"/>
+                <w:sz w:val="24"/>
+                <w:szCs w:val="24"/>
+                <w:lang w:eastAsia="ru-RU"/>
+              </w:rPr>
+              <w:t>Выполнение анализа условий эксплуатации программного обеспечения</w:t>
+            </w:r>
+          </w:p>
+        </w:tc>
+        <w:tc>
+          <w:tcPr>
+            <w:tcW w:w="775" w:type="pct"/>
             <w:tcBorders>
               <w:top w:val="single" w:sz="4" w:space="0" w:color="auto"/>
               <w:left w:val="nil"/>
               <w:bottom w:val="single" w:sz="4" w:space="0" w:color="auto"/>
               <w:right w:val="single" w:sz="4" w:space="0" w:color="auto"/>
             </w:tcBorders>
-            <w:shd w:val="clear" w:color="auto" w:fill="auto"/>
-            <w:vAlign w:val="bottom"/>
-          </w:tcPr>
-          <w:p>
-            <w:pPr>
-              <w:spacing w:after="0" w:line="240" w:lineRule="auto"/>
-              <w:rPr>
-                <w:rFonts w:ascii="Times New Roman" w:eastAsia="Times New Roman" w:hAnsi="Times New Roman" w:cs="Times New Roman"/>
-                <w:sz w:val="24"/>
-                <w:szCs w:val="24"/>
-                <w:lang w:eastAsia="ru-RU"/>
-              </w:rPr>
-            </w:pPr>
-          </w:p>
-        </w:tc>
-        <w:tc>
-          <w:tcPr>
-            <w:tcW w:w="706" w:type="pct"/>
-            <w:tcBorders>
-              <w:top w:val="single" w:sz="4" w:space="0" w:color="auto"/>
-              <w:left w:val="nil"/>
-              <w:bottom w:val="single" w:sz="4" w:space="0" w:color="auto"/>
-              <w:right w:val="single" w:sz="4" w:space="0" w:color="auto"/>
-            </w:tcBorders>
-            <w:vAlign w:val="bottom"/>
-          </w:tcPr>
-          <w:p>
-            <w:pPr>
-              <w:spacing w:after="0" w:line="240" w:lineRule="auto"/>
-              <w:jc w:val="right"/>
-              <w:rPr>
-                <w:rFonts w:ascii="Arial" w:eastAsia="Times New Roman" w:hAnsi="Arial" w:cs="Times New Roman"/>
-                <w:sz w:val="20"/>
-                <w:szCs w:val="20"/>
-                <w:lang w:eastAsia="ru-RU"/>
-              </w:rPr>
-            </w:pPr>
-          </w:p>
-        </w:tc>
-        <w:tc>
-          <w:tcPr>
-            <w:tcW w:w="995" w:type="pct"/>
+            <w:vAlign w:val="bottom"/>
+          </w:tcPr>
+          <w:p>
+            <w:pPr>
+              <w:spacing w:after="0" w:line="600" w:lineRule="auto"/>
+              <w:jc w:val="center"/>
+              <w:rPr>
+                <w:rFonts w:ascii="Times New Roman" w:eastAsia="Times New Roman" w:hAnsi="Times New Roman" w:cs="Times New Roman"/>
+                <w:sz w:val="24"/>
+                <w:szCs w:val="24"/>
+                <w:lang w:eastAsia="ru-RU"/>
+              </w:rPr>
+            </w:pPr>
+            <w:r>
+              <w:rPr>
+                <w:rFonts w:ascii="Times New Roman" w:eastAsia="Times New Roman" w:hAnsi="Times New Roman" w:cs="Times New Roman"/>
+                <w:sz w:val="24"/>
+                <w:szCs w:val="24"/>
+                <w:lang w:eastAsia="ru-RU"/>
+              </w:rPr>
+              <w:t>2</w:t>
+            </w:r>
+          </w:p>
+        </w:tc>
+        <w:tc>
+          <w:tcPr>
+            <w:tcW w:w="931" w:type="pct"/>
             <w:tcBorders>
               <w:top w:val="single" w:sz="4" w:space="0" w:color="auto"/>
               <w:left w:val="single" w:sz="4" w:space="0" w:color="auto"/>
@@ -2036,7 +2469,7 @@
         </w:trPr>
         <w:tc>
           <w:tcPr>
-            <w:tcW w:w="1091" w:type="pct"/>
+            <w:tcW w:w="1151" w:type="pct"/>
             <w:tcBorders>
               <w:top w:val="single" w:sz="4" w:space="0" w:color="auto"/>
               <w:left w:val="single" w:sz="4" w:space="0" w:color="auto"/>
@@ -2049,68 +2482,114 @@
           </w:tcPr>
           <w:p>
             <w:pPr>
+              <w:spacing w:after="0" w:line="600" w:lineRule="auto"/>
+              <w:jc w:val="center"/>
+              <w:rPr>
+                <w:rFonts w:ascii="Times New Roman" w:eastAsia="Times New Roman" w:hAnsi="Times New Roman" w:cs="Times New Roman"/>
+                <w:sz w:val="24"/>
+                <w:szCs w:val="24"/>
+                <w:lang w:eastAsia="ru-RU"/>
+              </w:rPr>
+            </w:pPr>
+            <w:r>
+              <w:rPr>
+                <w:rFonts w:ascii="Times New Roman" w:eastAsia="Times New Roman" w:hAnsi="Times New Roman" w:cs="Times New Roman"/>
+                <w:sz w:val="24"/>
+                <w:szCs w:val="24"/>
+                <w:lang w:eastAsia="ru-RU"/>
+              </w:rPr>
+              <w:t>2</w:t>
+            </w:r>
+            <w:r>
+              <w:rPr>
+                <w:rFonts w:ascii="Times New Roman" w:eastAsia="Times New Roman" w:hAnsi="Times New Roman" w:cs="Times New Roman"/>
+                <w:sz w:val="24"/>
+                <w:szCs w:val="24"/>
+                <w:lang w:eastAsia="ru-RU"/>
+              </w:rPr>
+              <w:t>8</w:t>
+            </w:r>
+            <w:r>
+              <w:rPr>
+                <w:rFonts w:ascii="Times New Roman" w:eastAsia="Times New Roman" w:hAnsi="Times New Roman" w:cs="Times New Roman"/>
+                <w:sz w:val="24"/>
+                <w:szCs w:val="24"/>
+                <w:lang w:eastAsia="ru-RU"/>
+              </w:rPr>
+              <w:t>.04.2026</w:t>
+            </w:r>
+          </w:p>
+        </w:tc>
+        <w:tc>
+          <w:tcPr>
+            <w:tcW w:w="2143" w:type="pct"/>
+            <w:tcBorders>
+              <w:top w:val="single" w:sz="4" w:space="0" w:color="auto"/>
+              <w:left w:val="nil"/>
+              <w:bottom w:val="single" w:sz="4" w:space="0" w:color="auto"/>
+              <w:right w:val="single" w:sz="4" w:space="0" w:color="auto"/>
+            </w:tcBorders>
+            <w:shd w:val="clear" w:color="auto" w:fill="auto"/>
+            <w:vAlign w:val="bottom"/>
+          </w:tcPr>
+          <w:p>
+            <w:pPr>
               <w:spacing w:after="0" w:line="240" w:lineRule="auto"/>
-              <w:jc w:val="right"/>
-              <w:rPr>
-                <w:rFonts w:ascii="Arial" w:eastAsia="Times New Roman" w:hAnsi="Arial" w:cs="Times New Roman"/>
-                <w:sz w:val="20"/>
-                <w:szCs w:val="20"/>
-                <w:lang w:eastAsia="ru-RU"/>
-              </w:rPr>
-            </w:pPr>
-          </w:p>
-        </w:tc>
-        <w:tc>
-          <w:tcPr>
-            <w:tcW w:w="2207" w:type="pct"/>
+              <w:jc w:val="center"/>
+              <w:rPr>
+                <w:rFonts w:ascii="Times New Roman" w:eastAsia="Times New Roman" w:hAnsi="Times New Roman" w:cs="Times New Roman"/>
+                <w:sz w:val="24"/>
+                <w:szCs w:val="24"/>
+                <w:lang w:eastAsia="ru-RU"/>
+              </w:rPr>
+            </w:pPr>
+            <w:r>
+              <w:rPr>
+                <w:rFonts w:ascii="Times New Roman" w:eastAsia="Times New Roman" w:hAnsi="Times New Roman" w:cs="Times New Roman"/>
+                <w:sz w:val="24"/>
+                <w:szCs w:val="24"/>
+                <w:lang w:eastAsia="ru-RU"/>
+              </w:rPr>
+              <w:t>Выполнение анализа условий эксплуатации программного обеспечения</w:t>
+            </w:r>
+          </w:p>
+        </w:tc>
+        <w:tc>
+          <w:tcPr>
+            <w:tcW w:w="775" w:type="pct"/>
             <w:tcBorders>
               <w:top w:val="single" w:sz="4" w:space="0" w:color="auto"/>
               <w:left w:val="nil"/>
               <w:bottom w:val="single" w:sz="4" w:space="0" w:color="auto"/>
               <w:right w:val="single" w:sz="4" w:space="0" w:color="auto"/>
             </w:tcBorders>
-            <w:shd w:val="clear" w:color="auto" w:fill="auto"/>
-            <w:vAlign w:val="bottom"/>
-          </w:tcPr>
-          <w:p>
-            <w:pPr>
-              <w:spacing w:after="0" w:line="240" w:lineRule="auto"/>
-              <w:rPr>
-                <w:rFonts w:ascii="Times New Roman" w:eastAsia="Times New Roman" w:hAnsi="Times New Roman" w:cs="Times New Roman"/>
-                <w:sz w:val="24"/>
-                <w:szCs w:val="24"/>
-                <w:lang w:eastAsia="ru-RU"/>
-              </w:rPr>
-            </w:pPr>
-          </w:p>
-        </w:tc>
-        <w:tc>
-          <w:tcPr>
-            <w:tcW w:w="706" w:type="pct"/>
-            <w:tcBorders>
-              <w:top w:val="single" w:sz="4" w:space="0" w:color="auto"/>
-              <w:left w:val="nil"/>
-              <w:bottom w:val="single" w:sz="4" w:space="0" w:color="auto"/>
-              <w:right w:val="single" w:sz="4" w:space="0" w:color="auto"/>
-            </w:tcBorders>
-            <w:vAlign w:val="bottom"/>
-          </w:tcPr>
-          <w:p>
-            <w:pPr>
-              <w:spacing w:after="0" w:line="240" w:lineRule="auto"/>
-              <w:jc w:val="right"/>
-              <w:rPr>
-                <w:rFonts w:ascii="Arial" w:eastAsia="Times New Roman" w:hAnsi="Arial" w:cs="Times New Roman"/>
-                <w:sz w:val="20"/>
-                <w:szCs w:val="20"/>
-                <w:lang w:eastAsia="ru-RU"/>
-              </w:rPr>
-            </w:pPr>
-          </w:p>
-        </w:tc>
-        <w:tc>
-          <w:tcPr>
-            <w:tcW w:w="995" w:type="pct"/>
+            <w:vAlign w:val="bottom"/>
+          </w:tcPr>
+          <w:p>
+            <w:pPr>
+              <w:spacing w:after="0" w:line="600" w:lineRule="auto"/>
+              <w:jc w:val="center"/>
+              <w:rPr>
+                <w:rFonts w:ascii="Times New Roman" w:eastAsia="Times New Roman" w:hAnsi="Times New Roman" w:cs="Times New Roman"/>
+                <w:sz w:val="24"/>
+                <w:szCs w:val="24"/>
+                <w:lang w:eastAsia="ru-RU"/>
+              </w:rPr>
+            </w:pPr>
+            <w:r>
+              <w:rPr>
+                <w:rFonts w:ascii="Times New Roman" w:eastAsia="Times New Roman" w:hAnsi="Times New Roman" w:cs="Times New Roman"/>
+                <w:sz w:val="24"/>
+                <w:szCs w:val="24"/>
+                <w:lang w:eastAsia="ru-RU"/>
+              </w:rPr>
+              <w:t>4</w:t>
+            </w:r>
+          </w:p>
+        </w:tc>
+        <w:tc>
+          <w:tcPr>
+            <w:tcW w:w="931" w:type="pct"/>
             <w:tcBorders>
               <w:top w:val="single" w:sz="4" w:space="0" w:color="auto"/>
               <w:left w:val="single" w:sz="4" w:space="0" w:color="auto"/>
@@ -2138,7 +2617,7 @@
         </w:trPr>
         <w:tc>
           <w:tcPr>
-            <w:tcW w:w="1091" w:type="pct"/>
+            <w:tcW w:w="1151" w:type="pct"/>
             <w:tcBorders>
               <w:top w:val="single" w:sz="4" w:space="0" w:color="auto"/>
               <w:left w:val="single" w:sz="4" w:space="0" w:color="auto"/>
@@ -2148,6 +2627,123 @@
             <w:shd w:val="clear" w:color="auto" w:fill="auto"/>
             <w:noWrap/>
             <w:vAlign w:val="bottom"/>
+          </w:tcPr>
+          <w:p>
+            <w:pPr>
+              <w:spacing w:after="0" w:line="600" w:lineRule="auto"/>
+              <w:jc w:val="center"/>
+              <w:rPr>
+                <w:rFonts w:ascii="Times New Roman" w:eastAsia="Times New Roman" w:hAnsi="Times New Roman" w:cs="Times New Roman"/>
+                <w:sz w:val="24"/>
+                <w:szCs w:val="24"/>
+                <w:lang w:eastAsia="ru-RU"/>
+              </w:rPr>
+            </w:pPr>
+            <w:r>
+              <w:rPr>
+                <w:rFonts w:ascii="Times New Roman" w:eastAsia="Times New Roman" w:hAnsi="Times New Roman" w:cs="Times New Roman"/>
+                <w:sz w:val="24"/>
+                <w:szCs w:val="24"/>
+                <w:lang w:eastAsia="ru-RU"/>
+              </w:rPr>
+              <w:t>2</w:t>
+            </w:r>
+            <w:r>
+              <w:rPr>
+                <w:rFonts w:ascii="Times New Roman" w:eastAsia="Times New Roman" w:hAnsi="Times New Roman" w:cs="Times New Roman"/>
+                <w:sz w:val="24"/>
+                <w:szCs w:val="24"/>
+                <w:lang w:eastAsia="ru-RU"/>
+              </w:rPr>
+              <w:t>8</w:t>
+            </w:r>
+            <w:r>
+              <w:rPr>
+                <w:rFonts w:ascii="Times New Roman" w:eastAsia="Times New Roman" w:hAnsi="Times New Roman" w:cs="Times New Roman"/>
+                <w:sz w:val="24"/>
+                <w:szCs w:val="24"/>
+                <w:lang w:eastAsia="ru-RU"/>
+              </w:rPr>
+              <w:t>.04.2026</w:t>
+            </w:r>
+          </w:p>
+        </w:tc>
+        <w:tc>
+          <w:tcPr>
+            <w:tcW w:w="2143" w:type="pct"/>
+            <w:tcBorders>
+              <w:top w:val="single" w:sz="4" w:space="0" w:color="auto"/>
+              <w:left w:val="nil"/>
+              <w:bottom w:val="single" w:sz="4" w:space="0" w:color="auto"/>
+              <w:right w:val="single" w:sz="4" w:space="0" w:color="auto"/>
+            </w:tcBorders>
+            <w:shd w:val="clear" w:color="auto" w:fill="auto"/>
+            <w:vAlign w:val="bottom"/>
+          </w:tcPr>
+          <w:p>
+            <w:pPr>
+              <w:spacing w:after="0" w:line="240" w:lineRule="auto"/>
+              <w:jc w:val="center"/>
+              <w:rPr>
+                <w:rFonts w:ascii="Times New Roman" w:eastAsia="Times New Roman" w:hAnsi="Times New Roman" w:cs="Times New Roman"/>
+                <w:sz w:val="24"/>
+                <w:szCs w:val="24"/>
+                <w:lang w:eastAsia="ru-RU"/>
+              </w:rPr>
+            </w:pPr>
+            <w:r>
+              <w:rPr>
+                <w:rFonts w:ascii="Times New Roman" w:eastAsia="Times New Roman" w:hAnsi="Times New Roman" w:cs="Times New Roman"/>
+                <w:sz w:val="24"/>
+                <w:szCs w:val="24"/>
+                <w:lang w:eastAsia="ru-RU"/>
+              </w:rPr>
+              <w:t>Выявление причины несоответствия выполняемых функций требования заказчика</w:t>
+            </w:r>
+          </w:p>
+        </w:tc>
+        <w:tc>
+          <w:tcPr>
+            <w:tcW w:w="775" w:type="pct"/>
+            <w:tcBorders>
+              <w:top w:val="single" w:sz="4" w:space="0" w:color="auto"/>
+              <w:left w:val="nil"/>
+              <w:bottom w:val="single" w:sz="4" w:space="0" w:color="auto"/>
+              <w:right w:val="single" w:sz="4" w:space="0" w:color="auto"/>
+            </w:tcBorders>
+            <w:vAlign w:val="bottom"/>
+          </w:tcPr>
+          <w:p>
+            <w:pPr>
+              <w:spacing w:after="0" w:line="600" w:lineRule="auto"/>
+              <w:jc w:val="center"/>
+              <w:rPr>
+                <w:rFonts w:ascii="Times New Roman" w:eastAsia="Times New Roman" w:hAnsi="Times New Roman" w:cs="Times New Roman"/>
+                <w:sz w:val="24"/>
+                <w:szCs w:val="24"/>
+                <w:lang w:eastAsia="ru-RU"/>
+              </w:rPr>
+            </w:pPr>
+            <w:r>
+              <w:rPr>
+                <w:rFonts w:ascii="Times New Roman" w:eastAsia="Times New Roman" w:hAnsi="Times New Roman" w:cs="Times New Roman"/>
+                <w:sz w:val="24"/>
+                <w:szCs w:val="24"/>
+                <w:lang w:eastAsia="ru-RU"/>
+              </w:rPr>
+              <w:t>4</w:t>
+            </w:r>
+          </w:p>
+        </w:tc>
+        <w:tc>
+          <w:tcPr>
+            <w:tcW w:w="931" w:type="pct"/>
+            <w:tcBorders>
+              <w:top w:val="single" w:sz="4" w:space="0" w:color="auto"/>
+              <w:left w:val="single" w:sz="4" w:space="0" w:color="auto"/>
+              <w:bottom w:val="single" w:sz="4" w:space="0" w:color="auto"/>
+              <w:right w:val="single" w:sz="4" w:space="0" w:color="auto"/>
+            </w:tcBorders>
           </w:tcPr>
           <w:p>
             <w:pPr>
@@ -2162,9 +2758,67 @@
             </w:pPr>
           </w:p>
         </w:tc>
-        <w:tc>
-          <w:tcPr>
-            <w:tcW w:w="2207" w:type="pct"/>
+      </w:tr>
+      <w:tr>
+        <w:trPr>
+          <w:trHeight w:val="855"/>
+        </w:trPr>
+        <w:tc>
+          <w:tcPr>
+            <w:tcW w:w="1151" w:type="pct"/>
+            <w:tcBorders>
+              <w:top w:val="single" w:sz="4" w:space="0" w:color="auto"/>
+              <w:left w:val="single" w:sz="4" w:space="0" w:color="auto"/>
+              <w:bottom w:val="single" w:sz="4" w:space="0" w:color="auto"/>
+              <w:right w:val="single" w:sz="4" w:space="0" w:color="auto"/>
+            </w:tcBorders>
+            <w:shd w:val="clear" w:color="auto" w:fill="auto"/>
+            <w:noWrap/>
+            <w:vAlign w:val="bottom"/>
+          </w:tcPr>
+          <w:p>
+            <w:pPr>
+              <w:spacing w:after="0" w:line="600" w:lineRule="auto"/>
+              <w:jc w:val="center"/>
+              <w:rPr>
+                <w:rFonts w:ascii="Times New Roman" w:eastAsia="Times New Roman" w:hAnsi="Times New Roman" w:cs="Times New Roman"/>
+                <w:sz w:val="24"/>
+                <w:szCs w:val="24"/>
+                <w:lang w:eastAsia="ru-RU"/>
+              </w:rPr>
+            </w:pPr>
+            <w:r>
+              <w:rPr>
+                <w:rFonts w:ascii="Times New Roman" w:eastAsia="Times New Roman" w:hAnsi="Times New Roman" w:cs="Times New Roman"/>
+                <w:sz w:val="24"/>
+                <w:szCs w:val="24"/>
+                <w:lang w:eastAsia="ru-RU"/>
+              </w:rPr>
+              <w:t>2</w:t>
+            </w:r>
+            <w:r>
+              <w:rPr>
+                <w:rFonts w:ascii="Times New Roman" w:eastAsia="Times New Roman" w:hAnsi="Times New Roman" w:cs="Times New Roman"/>
+                <w:sz w:val="24"/>
+                <w:szCs w:val="24"/>
+                <w:lang w:eastAsia="ru-RU"/>
+              </w:rPr>
+              <w:t>9</w:t>
+            </w:r>
+            <w:r>
+              <w:rPr>
+                <w:rFonts w:ascii="Times New Roman" w:eastAsia="Times New Roman" w:hAnsi="Times New Roman" w:cs="Times New Roman"/>
+                <w:sz w:val="24"/>
+                <w:szCs w:val="24"/>
+                <w:lang w:eastAsia="ru-RU"/>
+              </w:rPr>
+              <w:t>.04.2026</w:t>
+            </w:r>
+          </w:p>
+        </w:tc>
+        <w:tc>
+          <w:tcPr>
+            <w:tcW w:w="2143" w:type="pct"/>
             <w:tcBorders>
               <w:top w:val="single" w:sz="4" w:space="0" w:color="auto"/>
               <w:left w:val="nil"/>
@@ -2177,18 +2831,28 @@
           <w:p>
             <w:pPr>
               <w:spacing w:after="0" w:line="240" w:lineRule="auto"/>
-              <w:rPr>
-                <w:rFonts w:ascii="Times New Roman" w:eastAsia="Times New Roman" w:hAnsi="Times New Roman" w:cs="Times New Roman"/>
-                <w:sz w:val="24"/>
-                <w:szCs w:val="24"/>
-                <w:lang w:eastAsia="ru-RU"/>
-              </w:rPr>
-            </w:pPr>
-          </w:p>
-        </w:tc>
-        <w:tc>
-          <w:tcPr>
-            <w:tcW w:w="706" w:type="pct"/>
+              <w:jc w:val="center"/>
+              <w:rPr>
+                <w:rFonts w:ascii="Times New Roman" w:eastAsia="Times New Roman" w:hAnsi="Times New Roman" w:cs="Times New Roman"/>
+                <w:sz w:val="24"/>
+                <w:szCs w:val="24"/>
+                <w:lang w:eastAsia="ru-RU"/>
+              </w:rPr>
+            </w:pPr>
+            <w:r>
+              <w:rPr>
+                <w:rFonts w:ascii="Times New Roman" w:eastAsia="Times New Roman" w:hAnsi="Times New Roman" w:cs="Times New Roman"/>
+                <w:sz w:val="24"/>
+                <w:szCs w:val="24"/>
+                <w:lang w:eastAsia="ru-RU"/>
+              </w:rPr>
+              <w:t>Представление вариантов модификации программного обеспечения</w:t>
+            </w:r>
+          </w:p>
+        </w:tc>
+        <w:tc>
+          <w:tcPr>
+            <w:tcW w:w="775" w:type="pct"/>
             <w:tcBorders>
               <w:top w:val="single" w:sz="4" w:space="0" w:color="auto"/>
               <w:left w:val="nil"/>
@@ -2196,6 +2860,38 @@
               <w:right w:val="single" w:sz="4" w:space="0" w:color="auto"/>
             </w:tcBorders>
             <w:vAlign w:val="bottom"/>
+          </w:tcPr>
+          <w:p>
+            <w:pPr>
+              <w:spacing w:after="0" w:line="600" w:lineRule="auto"/>
+              <w:jc w:val="center"/>
+              <w:rPr>
+                <w:rFonts w:ascii="Times New Roman" w:eastAsia="Times New Roman" w:hAnsi="Times New Roman" w:cs="Times New Roman"/>
+                <w:sz w:val="24"/>
+                <w:szCs w:val="24"/>
+                <w:lang w:eastAsia="ru-RU"/>
+              </w:rPr>
+            </w:pPr>
+            <w:r>
+              <w:rPr>
+                <w:rFonts w:ascii="Times New Roman" w:eastAsia="Times New Roman" w:hAnsi="Times New Roman" w:cs="Times New Roman"/>
+                <w:sz w:val="24"/>
+                <w:szCs w:val="24"/>
+                <w:lang w:eastAsia="ru-RU"/>
+              </w:rPr>
+              <w:t>4</w:t>
+            </w:r>
+          </w:p>
+        </w:tc>
+        <w:tc>
+          <w:tcPr>
+            <w:tcW w:w="931" w:type="pct"/>
+            <w:tcBorders>
+              <w:top w:val="single" w:sz="4" w:space="0" w:color="auto"/>
+              <w:left w:val="single" w:sz="4" w:space="0" w:color="auto"/>
+              <w:bottom w:val="single" w:sz="4" w:space="0" w:color="auto"/>
+              <w:right w:val="single" w:sz="4" w:space="0" w:color="auto"/>
+            </w:tcBorders>
           </w:tcPr>
           <w:p>
             <w:pPr>
@@ -2210,9 +2906,894 @@
             </w:pPr>
           </w:p>
         </w:tc>
-        <w:tc>
-          <w:tcPr>
-            <w:tcW w:w="995" w:type="pct"/>
+      </w:tr>
+      <w:tr>
+        <w:trPr>
+          <w:trHeight w:val="855"/>
+        </w:trPr>
+        <w:tc>
+          <w:tcPr>
+            <w:tcW w:w="1151" w:type="pct"/>
+            <w:tcBorders>
+              <w:top w:val="single" w:sz="4" w:space="0" w:color="auto"/>
+              <w:left w:val="single" w:sz="4" w:space="0" w:color="auto"/>
+              <w:bottom w:val="single" w:sz="4" w:space="0" w:color="auto"/>
+              <w:right w:val="single" w:sz="4" w:space="0" w:color="auto"/>
+            </w:tcBorders>
+            <w:shd w:val="clear" w:color="auto" w:fill="auto"/>
+            <w:noWrap/>
+            <w:vAlign w:val="bottom"/>
+          </w:tcPr>
+          <w:p>
+            <w:pPr>
+              <w:spacing w:after="0" w:line="720" w:lineRule="auto"/>
+              <w:jc w:val="center"/>
+              <w:rPr>
+                <w:rFonts w:ascii="Times New Roman" w:eastAsia="Times New Roman" w:hAnsi="Times New Roman" w:cs="Times New Roman"/>
+                <w:sz w:val="24"/>
+                <w:szCs w:val="24"/>
+                <w:lang w:eastAsia="ru-RU"/>
+              </w:rPr>
+            </w:pPr>
+            <w:r>
+              <w:rPr>
+                <w:rFonts w:ascii="Times New Roman" w:eastAsia="Times New Roman" w:hAnsi="Times New Roman" w:cs="Times New Roman"/>
+                <w:sz w:val="24"/>
+                <w:szCs w:val="24"/>
+                <w:lang w:eastAsia="ru-RU"/>
+              </w:rPr>
+              <w:t>2</w:t>
+            </w:r>
+            <w:r>
+              <w:rPr>
+                <w:rFonts w:ascii="Times New Roman" w:eastAsia="Times New Roman" w:hAnsi="Times New Roman" w:cs="Times New Roman"/>
+                <w:sz w:val="24"/>
+                <w:szCs w:val="24"/>
+                <w:lang w:eastAsia="ru-RU"/>
+              </w:rPr>
+              <w:t>9</w:t>
+            </w:r>
+            <w:r>
+              <w:rPr>
+                <w:rFonts w:ascii="Times New Roman" w:eastAsia="Times New Roman" w:hAnsi="Times New Roman" w:cs="Times New Roman"/>
+                <w:sz w:val="24"/>
+                <w:szCs w:val="24"/>
+                <w:lang w:eastAsia="ru-RU"/>
+              </w:rPr>
+              <w:t>.04.2026</w:t>
+            </w:r>
+          </w:p>
+        </w:tc>
+        <w:tc>
+          <w:tcPr>
+            <w:tcW w:w="2143" w:type="pct"/>
+            <w:tcBorders>
+              <w:top w:val="single" w:sz="4" w:space="0" w:color="auto"/>
+              <w:left w:val="nil"/>
+              <w:bottom w:val="single" w:sz="4" w:space="0" w:color="auto"/>
+              <w:right w:val="single" w:sz="4" w:space="0" w:color="auto"/>
+            </w:tcBorders>
+            <w:shd w:val="clear" w:color="auto" w:fill="auto"/>
+            <w:vAlign w:val="bottom"/>
+          </w:tcPr>
+          <w:p>
+            <w:pPr>
+              <w:spacing w:after="0" w:line="240" w:lineRule="auto"/>
+              <w:jc w:val="center"/>
+              <w:rPr>
+                <w:rFonts w:ascii="Times New Roman" w:eastAsia="Times New Roman" w:hAnsi="Times New Roman" w:cs="Times New Roman"/>
+                <w:sz w:val="24"/>
+                <w:szCs w:val="24"/>
+                <w:lang w:eastAsia="ru-RU"/>
+              </w:rPr>
+            </w:pPr>
+            <w:r>
+              <w:rPr>
+                <w:rFonts w:ascii="Times New Roman" w:eastAsia="Times New Roman" w:hAnsi="Times New Roman" w:cs="Times New Roman"/>
+                <w:sz w:val="24"/>
+                <w:szCs w:val="24"/>
+                <w:lang w:eastAsia="ru-RU"/>
+              </w:rPr>
+              <w:t>Определение качественных характеристик предложенного программного средства из заданного набора метрик, в том числе с использованием инструментальных средств</w:t>
+            </w:r>
+          </w:p>
+        </w:tc>
+        <w:tc>
+          <w:tcPr>
+            <w:tcW w:w="775" w:type="pct"/>
+            <w:tcBorders>
+              <w:top w:val="single" w:sz="4" w:space="0" w:color="auto"/>
+              <w:left w:val="nil"/>
+              <w:bottom w:val="single" w:sz="4" w:space="0" w:color="auto"/>
+              <w:right w:val="single" w:sz="4" w:space="0" w:color="auto"/>
+            </w:tcBorders>
+            <w:vAlign w:val="bottom"/>
+          </w:tcPr>
+          <w:p>
+            <w:pPr>
+              <w:spacing w:after="0" w:line="720" w:lineRule="auto"/>
+              <w:jc w:val="center"/>
+              <w:rPr>
+                <w:rFonts w:ascii="Times New Roman" w:eastAsia="Times New Roman" w:hAnsi="Times New Roman" w:cs="Times New Roman"/>
+                <w:sz w:val="24"/>
+                <w:szCs w:val="24"/>
+                <w:lang w:eastAsia="ru-RU"/>
+              </w:rPr>
+            </w:pPr>
+            <w:r>
+              <w:rPr>
+                <w:rFonts w:ascii="Times New Roman" w:eastAsia="Times New Roman" w:hAnsi="Times New Roman" w:cs="Times New Roman"/>
+                <w:sz w:val="24"/>
+                <w:szCs w:val="24"/>
+                <w:lang w:eastAsia="ru-RU"/>
+              </w:rPr>
+              <w:t>6</w:t>
+            </w:r>
+          </w:p>
+        </w:tc>
+        <w:tc>
+          <w:tcPr>
+            <w:tcW w:w="931" w:type="pct"/>
+            <w:tcBorders>
+              <w:top w:val="single" w:sz="4" w:space="0" w:color="auto"/>
+              <w:left w:val="single" w:sz="4" w:space="0" w:color="auto"/>
+              <w:bottom w:val="single" w:sz="4" w:space="0" w:color="auto"/>
+              <w:right w:val="single" w:sz="4" w:space="0" w:color="auto"/>
+            </w:tcBorders>
+          </w:tcPr>
+          <w:p>
+            <w:pPr>
+              <w:spacing w:after="0" w:line="240" w:lineRule="auto"/>
+              <w:jc w:val="right"/>
+              <w:rPr>
+                <w:rFonts w:ascii="Arial" w:eastAsia="Times New Roman" w:hAnsi="Arial" w:cs="Times New Roman"/>
+                <w:sz w:val="20"/>
+                <w:szCs w:val="20"/>
+                <w:lang w:eastAsia="ru-RU"/>
+              </w:rPr>
+            </w:pPr>
+          </w:p>
+        </w:tc>
+      </w:tr>
+      <w:tr>
+        <w:trPr>
+          <w:trHeight w:val="855"/>
+        </w:trPr>
+        <w:tc>
+          <w:tcPr>
+            <w:tcW w:w="1151" w:type="pct"/>
+            <w:tcBorders>
+              <w:top w:val="single" w:sz="4" w:space="0" w:color="auto"/>
+              <w:left w:val="single" w:sz="4" w:space="0" w:color="auto"/>
+              <w:bottom w:val="single" w:sz="4" w:space="0" w:color="auto"/>
+              <w:right w:val="single" w:sz="4" w:space="0" w:color="auto"/>
+            </w:tcBorders>
+            <w:shd w:val="clear" w:color="auto" w:fill="auto"/>
+            <w:noWrap/>
+            <w:vAlign w:val="bottom"/>
+          </w:tcPr>
+          <w:p>
+            <w:pPr>
+              <w:spacing w:after="0" w:line="600" w:lineRule="auto"/>
+              <w:jc w:val="center"/>
+              <w:rPr>
+                <w:rFonts w:ascii="Times New Roman" w:eastAsia="Times New Roman" w:hAnsi="Times New Roman" w:cs="Times New Roman"/>
+                <w:sz w:val="24"/>
+                <w:szCs w:val="24"/>
+                <w:lang w:eastAsia="ru-RU"/>
+              </w:rPr>
+            </w:pPr>
+            <w:r>
+              <w:rPr>
+                <w:rFonts w:ascii="Times New Roman" w:eastAsia="Times New Roman" w:hAnsi="Times New Roman" w:cs="Times New Roman"/>
+                <w:sz w:val="24"/>
+                <w:szCs w:val="24"/>
+                <w:lang w:eastAsia="ru-RU"/>
+              </w:rPr>
+              <w:lastRenderedPageBreak/>
+              <w:t>30</w:t>
+            </w:r>
+            <w:r>
+              <w:rPr>
+                <w:rFonts w:ascii="Times New Roman" w:eastAsia="Times New Roman" w:hAnsi="Times New Roman" w:cs="Times New Roman"/>
+                <w:sz w:val="24"/>
+                <w:szCs w:val="24"/>
+                <w:lang w:eastAsia="ru-RU"/>
+              </w:rPr>
+              <w:t>.04.2026</w:t>
+            </w:r>
+          </w:p>
+        </w:tc>
+        <w:tc>
+          <w:tcPr>
+            <w:tcW w:w="2143" w:type="pct"/>
+            <w:tcBorders>
+              <w:top w:val="single" w:sz="4" w:space="0" w:color="auto"/>
+              <w:left w:val="nil"/>
+              <w:bottom w:val="single" w:sz="4" w:space="0" w:color="auto"/>
+              <w:right w:val="single" w:sz="4" w:space="0" w:color="auto"/>
+            </w:tcBorders>
+            <w:shd w:val="clear" w:color="auto" w:fill="auto"/>
+            <w:vAlign w:val="bottom"/>
+          </w:tcPr>
+          <w:p>
+            <w:pPr>
+              <w:spacing w:after="0" w:line="240" w:lineRule="auto"/>
+              <w:jc w:val="center"/>
+              <w:rPr>
+                <w:rFonts w:ascii="Times New Roman" w:eastAsia="Times New Roman" w:hAnsi="Times New Roman" w:cs="Times New Roman"/>
+                <w:sz w:val="24"/>
+                <w:szCs w:val="24"/>
+                <w:lang w:eastAsia="ru-RU"/>
+              </w:rPr>
+            </w:pPr>
+            <w:r>
+              <w:rPr>
+                <w:rFonts w:ascii="Times New Roman" w:eastAsia="Times New Roman" w:hAnsi="Times New Roman" w:cs="Times New Roman"/>
+                <w:sz w:val="24"/>
+                <w:szCs w:val="24"/>
+                <w:lang w:eastAsia="ru-RU"/>
+              </w:rPr>
+              <w:t>Сохранение результатов в системе контроля версий</w:t>
+            </w:r>
+          </w:p>
+        </w:tc>
+        <w:tc>
+          <w:tcPr>
+            <w:tcW w:w="775" w:type="pct"/>
+            <w:tcBorders>
+              <w:top w:val="single" w:sz="4" w:space="0" w:color="auto"/>
+              <w:left w:val="nil"/>
+              <w:bottom w:val="single" w:sz="4" w:space="0" w:color="auto"/>
+              <w:right w:val="single" w:sz="4" w:space="0" w:color="auto"/>
+            </w:tcBorders>
+            <w:vAlign w:val="bottom"/>
+          </w:tcPr>
+          <w:p>
+            <w:pPr>
+              <w:spacing w:after="0" w:line="600" w:lineRule="auto"/>
+              <w:jc w:val="center"/>
+              <w:rPr>
+                <w:rFonts w:ascii="Times New Roman" w:eastAsia="Times New Roman" w:hAnsi="Times New Roman" w:cs="Times New Roman"/>
+                <w:sz w:val="24"/>
+                <w:szCs w:val="24"/>
+                <w:lang w:eastAsia="ru-RU"/>
+              </w:rPr>
+            </w:pPr>
+            <w:r>
+              <w:rPr>
+                <w:rFonts w:ascii="Times New Roman" w:eastAsia="Times New Roman" w:hAnsi="Times New Roman" w:cs="Times New Roman"/>
+                <w:sz w:val="24"/>
+                <w:szCs w:val="24"/>
+                <w:lang w:eastAsia="ru-RU"/>
+              </w:rPr>
+              <w:t>4</w:t>
+            </w:r>
+          </w:p>
+        </w:tc>
+        <w:tc>
+          <w:tcPr>
+            <w:tcW w:w="931" w:type="pct"/>
+            <w:tcBorders>
+              <w:top w:val="single" w:sz="4" w:space="0" w:color="auto"/>
+              <w:left w:val="single" w:sz="4" w:space="0" w:color="auto"/>
+              <w:bottom w:val="single" w:sz="4" w:space="0" w:color="auto"/>
+              <w:right w:val="single" w:sz="4" w:space="0" w:color="auto"/>
+            </w:tcBorders>
+          </w:tcPr>
+          <w:p>
+            <w:pPr>
+              <w:spacing w:after="0" w:line="240" w:lineRule="auto"/>
+              <w:jc w:val="right"/>
+              <w:rPr>
+                <w:rFonts w:ascii="Arial" w:eastAsia="Times New Roman" w:hAnsi="Arial" w:cs="Times New Roman"/>
+                <w:sz w:val="20"/>
+                <w:szCs w:val="20"/>
+                <w:lang w:eastAsia="ru-RU"/>
+              </w:rPr>
+            </w:pPr>
+          </w:p>
+        </w:tc>
+      </w:tr>
+      <w:tr>
+        <w:trPr>
+          <w:trHeight w:val="855"/>
+        </w:trPr>
+        <w:tc>
+          <w:tcPr>
+            <w:tcW w:w="1151" w:type="pct"/>
+            <w:tcBorders>
+              <w:top w:val="single" w:sz="4" w:space="0" w:color="auto"/>
+              <w:left w:val="single" w:sz="4" w:space="0" w:color="auto"/>
+              <w:bottom w:val="single" w:sz="4" w:space="0" w:color="auto"/>
+              <w:right w:val="single" w:sz="4" w:space="0" w:color="auto"/>
+            </w:tcBorders>
+            <w:shd w:val="clear" w:color="auto" w:fill="auto"/>
+            <w:noWrap/>
+            <w:vAlign w:val="bottom"/>
+          </w:tcPr>
+          <w:p>
+            <w:pPr>
+              <w:spacing w:after="0" w:line="600" w:lineRule="auto"/>
+              <w:jc w:val="center"/>
+              <w:rPr>
+                <w:rFonts w:ascii="Times New Roman" w:eastAsia="Times New Roman" w:hAnsi="Times New Roman" w:cs="Times New Roman"/>
+                <w:sz w:val="24"/>
+                <w:szCs w:val="24"/>
+                <w:lang w:eastAsia="ru-RU"/>
+              </w:rPr>
+            </w:pPr>
+            <w:r>
+              <w:rPr>
+                <w:rFonts w:ascii="Times New Roman" w:eastAsia="Times New Roman" w:hAnsi="Times New Roman" w:cs="Times New Roman"/>
+                <w:sz w:val="24"/>
+                <w:szCs w:val="24"/>
+                <w:lang w:eastAsia="ru-RU"/>
+              </w:rPr>
+              <w:t>30</w:t>
+            </w:r>
+            <w:r>
+              <w:rPr>
+                <w:rFonts w:ascii="Times New Roman" w:eastAsia="Times New Roman" w:hAnsi="Times New Roman" w:cs="Times New Roman"/>
+                <w:sz w:val="24"/>
+                <w:szCs w:val="24"/>
+                <w:lang w:eastAsia="ru-RU"/>
+              </w:rPr>
+              <w:t>.04.2026</w:t>
+            </w:r>
+          </w:p>
+        </w:tc>
+        <w:tc>
+          <w:tcPr>
+            <w:tcW w:w="2143" w:type="pct"/>
+            <w:tcBorders>
+              <w:top w:val="single" w:sz="4" w:space="0" w:color="auto"/>
+              <w:left w:val="nil"/>
+              <w:bottom w:val="single" w:sz="4" w:space="0" w:color="auto"/>
+              <w:right w:val="single" w:sz="4" w:space="0" w:color="auto"/>
+            </w:tcBorders>
+            <w:shd w:val="clear" w:color="auto" w:fill="auto"/>
+            <w:vAlign w:val="bottom"/>
+          </w:tcPr>
+          <w:p>
+            <w:pPr>
+              <w:spacing w:after="0" w:line="240" w:lineRule="auto"/>
+              <w:jc w:val="center"/>
+              <w:rPr>
+                <w:rFonts w:ascii="Times New Roman" w:eastAsia="Times New Roman" w:hAnsi="Times New Roman" w:cs="Times New Roman"/>
+                <w:sz w:val="24"/>
+                <w:szCs w:val="24"/>
+                <w:lang w:eastAsia="ru-RU"/>
+              </w:rPr>
+            </w:pPr>
+            <w:r>
+              <w:rPr>
+                <w:rFonts w:ascii="Times New Roman" w:eastAsia="Times New Roman" w:hAnsi="Times New Roman" w:cs="Times New Roman"/>
+                <w:sz w:val="24"/>
+                <w:szCs w:val="24"/>
+                <w:lang w:eastAsia="ru-RU"/>
+              </w:rPr>
+              <w:t>Анализ рисков и характеристик качества программного обеспечения</w:t>
+            </w:r>
+          </w:p>
+        </w:tc>
+        <w:tc>
+          <w:tcPr>
+            <w:tcW w:w="775" w:type="pct"/>
+            <w:tcBorders>
+              <w:top w:val="single" w:sz="4" w:space="0" w:color="auto"/>
+              <w:left w:val="nil"/>
+              <w:bottom w:val="single" w:sz="4" w:space="0" w:color="auto"/>
+              <w:right w:val="single" w:sz="4" w:space="0" w:color="auto"/>
+            </w:tcBorders>
+            <w:vAlign w:val="bottom"/>
+          </w:tcPr>
+          <w:p>
+            <w:pPr>
+              <w:spacing w:after="0" w:line="600" w:lineRule="auto"/>
+              <w:jc w:val="center"/>
+              <w:rPr>
+                <w:rFonts w:ascii="Times New Roman" w:eastAsia="Times New Roman" w:hAnsi="Times New Roman" w:cs="Times New Roman"/>
+                <w:sz w:val="24"/>
+                <w:szCs w:val="24"/>
+                <w:lang w:eastAsia="ru-RU"/>
+              </w:rPr>
+            </w:pPr>
+            <w:r>
+              <w:rPr>
+                <w:rFonts w:ascii="Times New Roman" w:eastAsia="Times New Roman" w:hAnsi="Times New Roman" w:cs="Times New Roman"/>
+                <w:sz w:val="24"/>
+                <w:szCs w:val="24"/>
+                <w:lang w:eastAsia="ru-RU"/>
+              </w:rPr>
+              <w:t>2</w:t>
+            </w:r>
+          </w:p>
+        </w:tc>
+        <w:tc>
+          <w:tcPr>
+            <w:tcW w:w="931" w:type="pct"/>
+            <w:tcBorders>
+              <w:top w:val="single" w:sz="4" w:space="0" w:color="auto"/>
+              <w:left w:val="single" w:sz="4" w:space="0" w:color="auto"/>
+              <w:bottom w:val="single" w:sz="4" w:space="0" w:color="auto"/>
+              <w:right w:val="single" w:sz="4" w:space="0" w:color="auto"/>
+            </w:tcBorders>
+          </w:tcPr>
+          <w:p>
+            <w:pPr>
+              <w:spacing w:after="0" w:line="240" w:lineRule="auto"/>
+              <w:jc w:val="right"/>
+              <w:rPr>
+                <w:rFonts w:ascii="Arial" w:eastAsia="Times New Roman" w:hAnsi="Arial" w:cs="Times New Roman"/>
+                <w:sz w:val="20"/>
+                <w:szCs w:val="20"/>
+                <w:lang w:eastAsia="ru-RU"/>
+              </w:rPr>
+            </w:pPr>
+          </w:p>
+        </w:tc>
+      </w:tr>
+      <w:tr>
+        <w:trPr>
+          <w:trHeight w:val="855"/>
+        </w:trPr>
+        <w:tc>
+          <w:tcPr>
+            <w:tcW w:w="1151" w:type="pct"/>
+            <w:tcBorders>
+              <w:top w:val="single" w:sz="4" w:space="0" w:color="auto"/>
+              <w:left w:val="single" w:sz="4" w:space="0" w:color="auto"/>
+              <w:bottom w:val="single" w:sz="4" w:space="0" w:color="auto"/>
+              <w:right w:val="single" w:sz="4" w:space="0" w:color="auto"/>
+            </w:tcBorders>
+            <w:shd w:val="clear" w:color="auto" w:fill="auto"/>
+            <w:noWrap/>
+            <w:vAlign w:val="bottom"/>
+          </w:tcPr>
+          <w:p>
+            <w:pPr>
+              <w:spacing w:after="0" w:line="600" w:lineRule="auto"/>
+              <w:jc w:val="center"/>
+              <w:rPr>
+                <w:rFonts w:ascii="Times New Roman" w:eastAsia="Times New Roman" w:hAnsi="Times New Roman" w:cs="Times New Roman"/>
+                <w:sz w:val="24"/>
+                <w:szCs w:val="24"/>
+                <w:lang w:eastAsia="ru-RU"/>
+              </w:rPr>
+            </w:pPr>
+            <w:r>
+              <w:rPr>
+                <w:rFonts w:ascii="Times New Roman" w:eastAsia="Times New Roman" w:hAnsi="Times New Roman" w:cs="Times New Roman"/>
+                <w:sz w:val="24"/>
+                <w:szCs w:val="24"/>
+                <w:lang w:eastAsia="ru-RU"/>
+              </w:rPr>
+              <w:t>04</w:t>
+            </w:r>
+            <w:r>
+              <w:rPr>
+                <w:rFonts w:ascii="Times New Roman" w:eastAsia="Times New Roman" w:hAnsi="Times New Roman" w:cs="Times New Roman"/>
+                <w:sz w:val="24"/>
+                <w:szCs w:val="24"/>
+                <w:lang w:eastAsia="ru-RU"/>
+              </w:rPr>
+              <w:t>.0</w:t>
+            </w:r>
+            <w:r>
+              <w:rPr>
+                <w:rFonts w:ascii="Times New Roman" w:eastAsia="Times New Roman" w:hAnsi="Times New Roman" w:cs="Times New Roman"/>
+                <w:sz w:val="24"/>
+                <w:szCs w:val="24"/>
+                <w:lang w:eastAsia="ru-RU"/>
+              </w:rPr>
+              <w:t>5</w:t>
+            </w:r>
+            <w:r>
+              <w:rPr>
+                <w:rFonts w:ascii="Times New Roman" w:eastAsia="Times New Roman" w:hAnsi="Times New Roman" w:cs="Times New Roman"/>
+                <w:sz w:val="24"/>
+                <w:szCs w:val="24"/>
+                <w:lang w:eastAsia="ru-RU"/>
+              </w:rPr>
+              <w:t>.2026</w:t>
+            </w:r>
+          </w:p>
+        </w:tc>
+        <w:tc>
+          <w:tcPr>
+            <w:tcW w:w="2143" w:type="pct"/>
+            <w:tcBorders>
+              <w:top w:val="single" w:sz="4" w:space="0" w:color="auto"/>
+              <w:left w:val="nil"/>
+              <w:bottom w:val="single" w:sz="4" w:space="0" w:color="auto"/>
+              <w:right w:val="single" w:sz="4" w:space="0" w:color="auto"/>
+            </w:tcBorders>
+            <w:shd w:val="clear" w:color="auto" w:fill="auto"/>
+            <w:vAlign w:val="bottom"/>
+          </w:tcPr>
+          <w:p>
+            <w:pPr>
+              <w:spacing w:after="0" w:line="240" w:lineRule="auto"/>
+              <w:jc w:val="center"/>
+              <w:rPr>
+                <w:rFonts w:ascii="Times New Roman" w:eastAsia="Times New Roman" w:hAnsi="Times New Roman" w:cs="Times New Roman"/>
+                <w:sz w:val="24"/>
+                <w:szCs w:val="24"/>
+                <w:lang w:eastAsia="ru-RU"/>
+              </w:rPr>
+            </w:pPr>
+            <w:r>
+              <w:rPr>
+                <w:rFonts w:ascii="Times New Roman" w:eastAsia="Times New Roman" w:hAnsi="Times New Roman" w:cs="Times New Roman"/>
+                <w:sz w:val="24"/>
+                <w:szCs w:val="24"/>
+                <w:lang w:eastAsia="ru-RU"/>
+              </w:rPr>
+              <w:t>Анализ рисков и характеристик качества программного обеспечения</w:t>
+            </w:r>
+          </w:p>
+        </w:tc>
+        <w:tc>
+          <w:tcPr>
+            <w:tcW w:w="775" w:type="pct"/>
+            <w:tcBorders>
+              <w:top w:val="single" w:sz="4" w:space="0" w:color="auto"/>
+              <w:left w:val="nil"/>
+              <w:bottom w:val="single" w:sz="4" w:space="0" w:color="auto"/>
+              <w:right w:val="single" w:sz="4" w:space="0" w:color="auto"/>
+            </w:tcBorders>
+            <w:vAlign w:val="bottom"/>
+          </w:tcPr>
+          <w:p>
+            <w:pPr>
+              <w:spacing w:after="0" w:line="600" w:lineRule="auto"/>
+              <w:jc w:val="center"/>
+              <w:rPr>
+                <w:rFonts w:ascii="Times New Roman" w:eastAsia="Times New Roman" w:hAnsi="Times New Roman" w:cs="Times New Roman"/>
+                <w:sz w:val="24"/>
+                <w:szCs w:val="24"/>
+                <w:lang w:eastAsia="ru-RU"/>
+              </w:rPr>
+            </w:pPr>
+            <w:r>
+              <w:rPr>
+                <w:rFonts w:ascii="Times New Roman" w:eastAsia="Times New Roman" w:hAnsi="Times New Roman" w:cs="Times New Roman"/>
+                <w:sz w:val="24"/>
+                <w:szCs w:val="24"/>
+                <w:lang w:eastAsia="ru-RU"/>
+              </w:rPr>
+              <w:t>2</w:t>
+            </w:r>
+          </w:p>
+        </w:tc>
+        <w:tc>
+          <w:tcPr>
+            <w:tcW w:w="931" w:type="pct"/>
+            <w:tcBorders>
+              <w:top w:val="single" w:sz="4" w:space="0" w:color="auto"/>
+              <w:left w:val="single" w:sz="4" w:space="0" w:color="auto"/>
+              <w:bottom w:val="single" w:sz="4" w:space="0" w:color="auto"/>
+              <w:right w:val="single" w:sz="4" w:space="0" w:color="auto"/>
+            </w:tcBorders>
+          </w:tcPr>
+          <w:p>
+            <w:pPr>
+              <w:spacing w:after="0" w:line="240" w:lineRule="auto"/>
+              <w:jc w:val="right"/>
+              <w:rPr>
+                <w:rFonts w:ascii="Arial" w:eastAsia="Times New Roman" w:hAnsi="Arial" w:cs="Times New Roman"/>
+                <w:sz w:val="20"/>
+                <w:szCs w:val="20"/>
+                <w:lang w:eastAsia="ru-RU"/>
+              </w:rPr>
+            </w:pPr>
+          </w:p>
+        </w:tc>
+      </w:tr>
+      <w:tr>
+        <w:trPr>
+          <w:trHeight w:val="855"/>
+        </w:trPr>
+        <w:tc>
+          <w:tcPr>
+            <w:tcW w:w="1151" w:type="pct"/>
+            <w:tcBorders>
+              <w:top w:val="single" w:sz="4" w:space="0" w:color="auto"/>
+              <w:left w:val="single" w:sz="4" w:space="0" w:color="auto"/>
+              <w:bottom w:val="single" w:sz="4" w:space="0" w:color="auto"/>
+              <w:right w:val="single" w:sz="4" w:space="0" w:color="auto"/>
+            </w:tcBorders>
+            <w:shd w:val="clear" w:color="auto" w:fill="auto"/>
+            <w:noWrap/>
+            <w:vAlign w:val="bottom"/>
+          </w:tcPr>
+          <w:p>
+            <w:pPr>
+              <w:spacing w:after="0" w:line="600" w:lineRule="auto"/>
+              <w:jc w:val="center"/>
+              <w:rPr>
+                <w:rFonts w:ascii="Times New Roman" w:eastAsia="Times New Roman" w:hAnsi="Times New Roman" w:cs="Times New Roman"/>
+                <w:sz w:val="24"/>
+                <w:szCs w:val="24"/>
+                <w:lang w:eastAsia="ru-RU"/>
+              </w:rPr>
+            </w:pPr>
+            <w:r>
+              <w:rPr>
+                <w:rFonts w:ascii="Times New Roman" w:eastAsia="Times New Roman" w:hAnsi="Times New Roman" w:cs="Times New Roman"/>
+                <w:sz w:val="24"/>
+                <w:szCs w:val="24"/>
+                <w:lang w:eastAsia="ru-RU"/>
+              </w:rPr>
+              <w:t>04</w:t>
+            </w:r>
+            <w:r>
+              <w:rPr>
+                <w:rFonts w:ascii="Times New Roman" w:eastAsia="Times New Roman" w:hAnsi="Times New Roman" w:cs="Times New Roman"/>
+                <w:sz w:val="24"/>
+                <w:szCs w:val="24"/>
+                <w:lang w:eastAsia="ru-RU"/>
+              </w:rPr>
+              <w:t>.0</w:t>
+            </w:r>
+            <w:r>
+              <w:rPr>
+                <w:rFonts w:ascii="Times New Roman" w:eastAsia="Times New Roman" w:hAnsi="Times New Roman" w:cs="Times New Roman"/>
+                <w:sz w:val="24"/>
+                <w:szCs w:val="24"/>
+                <w:lang w:eastAsia="ru-RU"/>
+              </w:rPr>
+              <w:t>5</w:t>
+            </w:r>
+            <w:r>
+              <w:rPr>
+                <w:rFonts w:ascii="Times New Roman" w:eastAsia="Times New Roman" w:hAnsi="Times New Roman" w:cs="Times New Roman"/>
+                <w:sz w:val="24"/>
+                <w:szCs w:val="24"/>
+                <w:lang w:eastAsia="ru-RU"/>
+              </w:rPr>
+              <w:t>.2026</w:t>
+            </w:r>
+          </w:p>
+        </w:tc>
+        <w:tc>
+          <w:tcPr>
+            <w:tcW w:w="2143" w:type="pct"/>
+            <w:tcBorders>
+              <w:top w:val="single" w:sz="4" w:space="0" w:color="auto"/>
+              <w:left w:val="nil"/>
+              <w:bottom w:val="single" w:sz="4" w:space="0" w:color="auto"/>
+              <w:right w:val="single" w:sz="4" w:space="0" w:color="auto"/>
+            </w:tcBorders>
+            <w:shd w:val="clear" w:color="auto" w:fill="auto"/>
+            <w:vAlign w:val="bottom"/>
+          </w:tcPr>
+          <w:p>
+            <w:pPr>
+              <w:spacing w:after="0" w:line="240" w:lineRule="auto"/>
+              <w:jc w:val="center"/>
+              <w:rPr>
+                <w:rFonts w:ascii="Times New Roman" w:eastAsia="Times New Roman" w:hAnsi="Times New Roman" w:cs="Times New Roman"/>
+                <w:sz w:val="24"/>
+                <w:szCs w:val="24"/>
+                <w:lang w:eastAsia="ru-RU"/>
+              </w:rPr>
+            </w:pPr>
+            <w:r>
+              <w:rPr>
+                <w:rFonts w:ascii="Times New Roman" w:eastAsia="Times New Roman" w:hAnsi="Times New Roman" w:cs="Times New Roman"/>
+                <w:sz w:val="24"/>
+                <w:szCs w:val="24"/>
+                <w:lang w:eastAsia="ru-RU"/>
+              </w:rPr>
+              <w:t>Выбор методов и средств защиты программного обеспечения</w:t>
+            </w:r>
+          </w:p>
+        </w:tc>
+        <w:tc>
+          <w:tcPr>
+            <w:tcW w:w="775" w:type="pct"/>
+            <w:tcBorders>
+              <w:top w:val="single" w:sz="4" w:space="0" w:color="auto"/>
+              <w:left w:val="nil"/>
+              <w:bottom w:val="single" w:sz="4" w:space="0" w:color="auto"/>
+              <w:right w:val="single" w:sz="4" w:space="0" w:color="auto"/>
+            </w:tcBorders>
+            <w:vAlign w:val="bottom"/>
+          </w:tcPr>
+          <w:p>
+            <w:pPr>
+              <w:spacing w:after="0" w:line="600" w:lineRule="auto"/>
+              <w:jc w:val="center"/>
+              <w:rPr>
+                <w:rFonts w:ascii="Times New Roman" w:eastAsia="Times New Roman" w:hAnsi="Times New Roman" w:cs="Times New Roman"/>
+                <w:sz w:val="24"/>
+                <w:szCs w:val="24"/>
+                <w:lang w:eastAsia="ru-RU"/>
+              </w:rPr>
+            </w:pPr>
+            <w:r>
+              <w:rPr>
+                <w:rFonts w:ascii="Times New Roman" w:eastAsia="Times New Roman" w:hAnsi="Times New Roman" w:cs="Times New Roman"/>
+                <w:sz w:val="24"/>
+                <w:szCs w:val="24"/>
+                <w:lang w:eastAsia="ru-RU"/>
+              </w:rPr>
+              <w:t>4</w:t>
+            </w:r>
+          </w:p>
+        </w:tc>
+        <w:tc>
+          <w:tcPr>
+            <w:tcW w:w="931" w:type="pct"/>
+            <w:tcBorders>
+              <w:top w:val="single" w:sz="4" w:space="0" w:color="auto"/>
+              <w:left w:val="single" w:sz="4" w:space="0" w:color="auto"/>
+              <w:bottom w:val="single" w:sz="4" w:space="0" w:color="auto"/>
+              <w:right w:val="single" w:sz="4" w:space="0" w:color="auto"/>
+            </w:tcBorders>
+          </w:tcPr>
+          <w:p>
+            <w:pPr>
+              <w:spacing w:after="0" w:line="240" w:lineRule="auto"/>
+              <w:jc w:val="right"/>
+              <w:rPr>
+                <w:rFonts w:ascii="Arial" w:eastAsia="Times New Roman" w:hAnsi="Arial" w:cs="Times New Roman"/>
+                <w:sz w:val="20"/>
+                <w:szCs w:val="20"/>
+                <w:lang w:eastAsia="ru-RU"/>
+              </w:rPr>
+            </w:pPr>
+          </w:p>
+        </w:tc>
+      </w:tr>
+      <w:tr>
+        <w:trPr>
+          <w:trHeight w:val="855"/>
+        </w:trPr>
+        <w:tc>
+          <w:tcPr>
+            <w:tcW w:w="1151" w:type="pct"/>
+            <w:tcBorders>
+              <w:top w:val="single" w:sz="4" w:space="0" w:color="auto"/>
+              <w:left w:val="single" w:sz="4" w:space="0" w:color="auto"/>
+              <w:bottom w:val="single" w:sz="4" w:space="0" w:color="auto"/>
+              <w:right w:val="single" w:sz="4" w:space="0" w:color="auto"/>
+            </w:tcBorders>
+            <w:shd w:val="clear" w:color="auto" w:fill="auto"/>
+            <w:noWrap/>
+            <w:vAlign w:val="bottom"/>
+          </w:tcPr>
+          <w:p>
+            <w:pPr>
+              <w:spacing w:after="0" w:line="600" w:lineRule="auto"/>
+              <w:jc w:val="center"/>
+              <w:rPr>
+                <w:rFonts w:ascii="Times New Roman" w:eastAsia="Times New Roman" w:hAnsi="Times New Roman" w:cs="Times New Roman"/>
+                <w:sz w:val="24"/>
+                <w:szCs w:val="24"/>
+                <w:lang w:eastAsia="ru-RU"/>
+              </w:rPr>
+            </w:pPr>
+            <w:r>
+              <w:rPr>
+                <w:rFonts w:ascii="Times New Roman" w:eastAsia="Times New Roman" w:hAnsi="Times New Roman" w:cs="Times New Roman"/>
+                <w:sz w:val="24"/>
+                <w:szCs w:val="24"/>
+                <w:lang w:eastAsia="ru-RU"/>
+              </w:rPr>
+              <w:t>05</w:t>
+            </w:r>
+            <w:r>
+              <w:rPr>
+                <w:rFonts w:ascii="Times New Roman" w:eastAsia="Times New Roman" w:hAnsi="Times New Roman" w:cs="Times New Roman"/>
+                <w:sz w:val="24"/>
+                <w:szCs w:val="24"/>
+                <w:lang w:eastAsia="ru-RU"/>
+              </w:rPr>
+              <w:t>.0</w:t>
+            </w:r>
+            <w:r>
+              <w:rPr>
+                <w:rFonts w:ascii="Times New Roman" w:eastAsia="Times New Roman" w:hAnsi="Times New Roman" w:cs="Times New Roman"/>
+                <w:sz w:val="24"/>
+                <w:szCs w:val="24"/>
+                <w:lang w:eastAsia="ru-RU"/>
+              </w:rPr>
+              <w:t>5</w:t>
+            </w:r>
+            <w:r>
+              <w:rPr>
+                <w:rFonts w:ascii="Times New Roman" w:eastAsia="Times New Roman" w:hAnsi="Times New Roman" w:cs="Times New Roman"/>
+                <w:sz w:val="24"/>
+                <w:szCs w:val="24"/>
+                <w:lang w:eastAsia="ru-RU"/>
+              </w:rPr>
+              <w:t>.2026</w:t>
+            </w:r>
+          </w:p>
+        </w:tc>
+        <w:tc>
+          <w:tcPr>
+            <w:tcW w:w="2143" w:type="pct"/>
+            <w:tcBorders>
+              <w:top w:val="single" w:sz="4" w:space="0" w:color="auto"/>
+              <w:left w:val="nil"/>
+              <w:bottom w:val="single" w:sz="4" w:space="0" w:color="auto"/>
+              <w:right w:val="single" w:sz="4" w:space="0" w:color="auto"/>
+            </w:tcBorders>
+            <w:shd w:val="clear" w:color="auto" w:fill="auto"/>
+            <w:vAlign w:val="bottom"/>
+          </w:tcPr>
+          <w:p>
+            <w:pPr>
+              <w:spacing w:after="0" w:line="240" w:lineRule="auto"/>
+              <w:jc w:val="center"/>
+              <w:rPr>
+                <w:rFonts w:ascii="Times New Roman" w:eastAsia="Times New Roman" w:hAnsi="Times New Roman" w:cs="Times New Roman"/>
+                <w:sz w:val="24"/>
+                <w:szCs w:val="24"/>
+                <w:lang w:eastAsia="ru-RU"/>
+              </w:rPr>
+            </w:pPr>
+            <w:r>
+              <w:rPr>
+                <w:rFonts w:ascii="Times New Roman" w:eastAsia="Times New Roman" w:hAnsi="Times New Roman" w:cs="Times New Roman"/>
+                <w:sz w:val="24"/>
+                <w:szCs w:val="24"/>
+                <w:lang w:eastAsia="ru-RU"/>
+              </w:rPr>
+              <w:t>Реализация защиты программного обеспечения на требуемом уровне</w:t>
+            </w:r>
+            <w:r>
+              <w:rPr>
+                <w:rFonts w:ascii="Times New Roman" w:eastAsia="Times New Roman" w:hAnsi="Times New Roman" w:cs="Times New Roman"/>
+                <w:sz w:val="24"/>
+                <w:szCs w:val="24"/>
+                <w:lang w:eastAsia="ru-RU"/>
+              </w:rPr>
+              <w:br/>
+              <w:t>Защита отчёта по практике</w:t>
+            </w:r>
+          </w:p>
+        </w:tc>
+        <w:tc>
+          <w:tcPr>
+            <w:tcW w:w="775" w:type="pct"/>
+            <w:tcBorders>
+              <w:top w:val="single" w:sz="4" w:space="0" w:color="auto"/>
+              <w:left w:val="nil"/>
+              <w:bottom w:val="single" w:sz="4" w:space="0" w:color="auto"/>
+              <w:right w:val="single" w:sz="4" w:space="0" w:color="auto"/>
+            </w:tcBorders>
+            <w:vAlign w:val="bottom"/>
+          </w:tcPr>
+          <w:p>
+            <w:pPr>
+              <w:spacing w:after="0" w:line="600" w:lineRule="auto"/>
+              <w:jc w:val="center"/>
+              <w:rPr>
+                <w:rFonts w:ascii="Times New Roman" w:eastAsia="Times New Roman" w:hAnsi="Times New Roman" w:cs="Times New Roman"/>
+                <w:sz w:val="24"/>
+                <w:szCs w:val="24"/>
+                <w:lang w:eastAsia="ru-RU"/>
+              </w:rPr>
+            </w:pPr>
+            <w:r>
+              <w:rPr>
+                <w:rFonts w:ascii="Times New Roman" w:eastAsia="Times New Roman" w:hAnsi="Times New Roman" w:cs="Times New Roman"/>
+                <w:sz w:val="24"/>
+                <w:szCs w:val="24"/>
+                <w:lang w:eastAsia="ru-RU"/>
+              </w:rPr>
+              <w:t>4</w:t>
+            </w:r>
+          </w:p>
+        </w:tc>
+        <w:tc>
+          <w:tcPr>
+            <w:tcW w:w="931" w:type="pct"/>
             <w:tcBorders>
               <w:top w:val="single" w:sz="4" w:space="0" w:color="auto"/>
               <w:left w:val="single" w:sz="4" w:space="0" w:color="auto"/>
@@ -2369,6 +3950,7 @@
     <w:lsdException w:name="HTML Sample" w:semiHidden="1" w:unhideWhenUsed="1"/>
     <w:lsdException w:name="HTML Typewriter" w:semiHidden="1" w:unhideWhenUsed="1"/>
     <w:lsdException w:name="HTML Variable" w:semiHidden="1" w:unhideWhenUsed="1"/>
+    <w:lsdException w:name="Normal Table" w:semiHidden="1" w:unhideWhenUsed="1"/>
     <w:lsdException w:name="annotation subject" w:semiHidden="1" w:unhideWhenUsed="1"/>
     <w:lsdException w:name="No List" w:semiHidden="1" w:unhideWhenUsed="1"/>
     <w:lsdException w:name="Outline List 1" w:semiHidden="1" w:unhideWhenUsed="1"/>
@@ -2411,8 +3993,11 @@
     <w:lsdException w:name="Table Contemporary" w:semiHidden="1" w:unhideWhenUsed="1"/>
     <w:lsdException w:name="Table Elegant" w:semiHidden="1" w:unhideWhenUsed="1"/>
     <w:lsdException w:name="Table Professional" w:semiHidden="1" w:unhideWhenUsed="1"/>
+    <w:lsdException w:name="Table Subtle 1" w:semiHidden="1" w:unhideWhenUsed="1"/>
     <w:lsdException w:name="Table Subtle 2" w:semiHidden="1" w:unhideWhenUsed="1"/>
     <w:lsdException w:name="Table Web 1" w:semiHidden="1" w:unhideWhenUsed="1"/>
+    <w:lsdException w:name="Table Web 2" w:semiHidden="1" w:unhideWhenUsed="1"/>
+    <w:lsdException w:name="Table Web 3" w:semiHidden="1" w:unhideWhenUsed="1"/>
     <w:lsdException w:name="Balloon Text" w:semiHidden="1" w:unhideWhenUsed="1"/>
     <w:lsdException w:name="Table Grid" w:uiPriority="39"/>
     <w:lsdException w:name="Table Theme" w:semiHidden="1" w:unhideWhenUsed="1"/>
@@ -2667,6 +4252,17 @@
     <w:uiPriority w:val="99"/>
     <w:semiHidden/>
     <w:unhideWhenUsed/>
+  </w:style>
+  <w:style w:type="paragraph" w:styleId="a3">
+    <w:name w:val="List Paragraph"/>
+    <w:basedOn w:val="a"/>
+    <w:uiPriority w:val="34"/>
+    <w:qFormat/>
+    <w:rsid w:val="00625658"/>
+    <w:pPr>
+      <w:ind w:left="720"/>
+      <w:contextualSpacing/>
+    </w:pPr>
   </w:style>
 </w:styles>
 </file>
